--- a/doc/项目总结报告.docx
+++ b/doc/项目总结报告.docx
@@ -742,7 +742,6 @@
               <w:snapToGrid w:val="0"/>
               <w:spacing w:line="460" w:lineRule="atLeast"/>
               <w:rPr>
-                <w:rFonts w:hint="eastAsia"/>
                 <w:szCs w:val="21"/>
               </w:rPr>
             </w:pPr>
@@ -760,7 +759,6 @@
               <w:snapToGrid w:val="0"/>
               <w:spacing w:line="460" w:lineRule="atLeast"/>
               <w:rPr>
-                <w:rFonts w:hint="eastAsia"/>
                 <w:szCs w:val="21"/>
               </w:rPr>
             </w:pPr>
@@ -813,7 +811,6 @@
               <w:snapToGrid w:val="0"/>
               <w:spacing w:line="460" w:lineRule="atLeast"/>
               <w:rPr>
-                <w:rFonts w:hint="eastAsia"/>
                 <w:szCs w:val="21"/>
               </w:rPr>
             </w:pPr>
@@ -880,7 +877,6 @@
               <w:snapToGrid w:val="0"/>
               <w:spacing w:line="460" w:lineRule="atLeast"/>
               <w:rPr>
-                <w:rFonts w:hint="eastAsia"/>
                 <w:szCs w:val="21"/>
               </w:rPr>
             </w:pPr>
@@ -954,7 +950,6 @@
               <w:snapToGrid w:val="0"/>
               <w:spacing w:line="460" w:lineRule="atLeast"/>
               <w:rPr>
-                <w:rFonts w:hint="eastAsia"/>
                 <w:szCs w:val="21"/>
               </w:rPr>
             </w:pPr>
@@ -1070,7 +1065,6 @@
               <w:snapToGrid w:val="0"/>
               <w:spacing w:line="460" w:lineRule="atLeast"/>
               <w:rPr>
-                <w:rFonts w:hint="eastAsia"/>
                 <w:szCs w:val="21"/>
               </w:rPr>
             </w:pPr>
@@ -1245,7 +1239,6 @@
               <w:snapToGrid w:val="0"/>
               <w:spacing w:line="460" w:lineRule="atLeast"/>
               <w:rPr>
-                <w:rFonts w:hint="eastAsia"/>
                 <w:szCs w:val="21"/>
               </w:rPr>
             </w:pPr>
@@ -1758,6 +1751,1376 @@
           <w:tcPr>
             <w:tcW w:w="8928" w:type="dxa"/>
           </w:tcPr>
+          <w:tbl>
+            <w:tblPr>
+              <w:tblStyle w:val="a3"/>
+              <w:tblW w:w="0" w:type="auto"/>
+              <w:jc w:val="center"/>
+              <w:tblLayout w:type="fixed"/>
+              <w:tblLook w:val="04A0" w:firstRow="1" w:lastRow="0" w:firstColumn="1" w:lastColumn="0" w:noHBand="0" w:noVBand="1"/>
+            </w:tblPr>
+            <w:tblGrid>
+              <w:gridCol w:w="1450"/>
+              <w:gridCol w:w="984"/>
+              <w:gridCol w:w="992"/>
+              <w:gridCol w:w="992"/>
+              <w:gridCol w:w="993"/>
+              <w:gridCol w:w="1417"/>
+              <w:gridCol w:w="1418"/>
+            </w:tblGrid>
+            <w:tr>
+              <w:trPr>
+                <w:jc w:val="center"/>
+              </w:trPr>
+              <w:tc>
+                <w:tcPr>
+                  <w:tcW w:w="1450" w:type="dxa"/>
+                </w:tcPr>
+                <w:p>
+                  <w:pPr>
+                    <w:adjustRightInd w:val="0"/>
+                    <w:snapToGrid w:val="0"/>
+                    <w:spacing w:line="460" w:lineRule="atLeast"/>
+                    <w:jc w:val="center"/>
+                    <w:rPr>
+                      <w:color w:val="000000" w:themeColor="text1"/>
+                      <w:szCs w:val="21"/>
+                    </w:rPr>
+                  </w:pPr>
+                  <w:r>
+                    <w:rPr>
+                      <w:color w:val="000000" w:themeColor="text1"/>
+                      <w:szCs w:val="21"/>
+                    </w:rPr>
+                    <w:lastRenderedPageBreak/>
+                    <w:t>姓名</w:t>
+                  </w:r>
+                </w:p>
+              </w:tc>
+              <w:tc>
+                <w:tcPr>
+                  <w:tcW w:w="984" w:type="dxa"/>
+                </w:tcPr>
+                <w:p>
+                  <w:pPr>
+                    <w:adjustRightInd w:val="0"/>
+                    <w:snapToGrid w:val="0"/>
+                    <w:spacing w:line="460" w:lineRule="atLeast"/>
+                    <w:jc w:val="center"/>
+                    <w:rPr>
+                      <w:color w:val="000000" w:themeColor="text1"/>
+                      <w:szCs w:val="21"/>
+                    </w:rPr>
+                  </w:pPr>
+                  <w:r>
+                    <w:rPr>
+                      <w:color w:val="000000" w:themeColor="text1"/>
+                      <w:szCs w:val="21"/>
+                    </w:rPr>
+                    <w:t>需求</w:t>
+                  </w:r>
+                </w:p>
+              </w:tc>
+              <w:tc>
+                <w:tcPr>
+                  <w:tcW w:w="992" w:type="dxa"/>
+                </w:tcPr>
+                <w:p>
+                  <w:pPr>
+                    <w:adjustRightInd w:val="0"/>
+                    <w:snapToGrid w:val="0"/>
+                    <w:spacing w:line="460" w:lineRule="atLeast"/>
+                    <w:jc w:val="center"/>
+                    <w:rPr>
+                      <w:rFonts w:hint="eastAsia"/>
+                      <w:color w:val="000000" w:themeColor="text1"/>
+                      <w:szCs w:val="21"/>
+                    </w:rPr>
+                  </w:pPr>
+                  <w:r>
+                    <w:rPr>
+                      <w:rFonts w:hint="eastAsia"/>
+                      <w:color w:val="000000" w:themeColor="text1"/>
+                      <w:szCs w:val="21"/>
+                    </w:rPr>
+                    <w:t>业务</w:t>
+                  </w:r>
+                </w:p>
+              </w:tc>
+              <w:tc>
+                <w:tcPr>
+                  <w:tcW w:w="992" w:type="dxa"/>
+                </w:tcPr>
+                <w:p>
+                  <w:pPr>
+                    <w:adjustRightInd w:val="0"/>
+                    <w:snapToGrid w:val="0"/>
+                    <w:spacing w:line="460" w:lineRule="atLeast"/>
+                    <w:jc w:val="center"/>
+                    <w:rPr>
+                      <w:color w:val="000000" w:themeColor="text1"/>
+                      <w:szCs w:val="21"/>
+                    </w:rPr>
+                  </w:pPr>
+                  <w:r>
+                    <w:rPr>
+                      <w:rFonts w:hint="eastAsia"/>
+                      <w:color w:val="000000" w:themeColor="text1"/>
+                      <w:szCs w:val="21"/>
+                    </w:rPr>
+                    <w:t>测试</w:t>
+                  </w:r>
+                </w:p>
+              </w:tc>
+              <w:tc>
+                <w:tcPr>
+                  <w:tcW w:w="993" w:type="dxa"/>
+                </w:tcPr>
+                <w:p>
+                  <w:pPr>
+                    <w:adjustRightInd w:val="0"/>
+                    <w:snapToGrid w:val="0"/>
+                    <w:spacing w:line="460" w:lineRule="atLeast"/>
+                    <w:jc w:val="center"/>
+                    <w:rPr>
+                      <w:color w:val="000000" w:themeColor="text1"/>
+                      <w:szCs w:val="21"/>
+                    </w:rPr>
+                  </w:pPr>
+                  <w:r>
+                    <w:rPr>
+                      <w:rFonts w:hint="eastAsia"/>
+                      <w:color w:val="000000" w:themeColor="text1"/>
+                      <w:szCs w:val="21"/>
+                    </w:rPr>
+                    <w:t>运维</w:t>
+                  </w:r>
+                </w:p>
+              </w:tc>
+              <w:tc>
+                <w:tcPr>
+                  <w:tcW w:w="1417" w:type="dxa"/>
+                </w:tcPr>
+                <w:p>
+                  <w:pPr>
+                    <w:adjustRightInd w:val="0"/>
+                    <w:snapToGrid w:val="0"/>
+                    <w:spacing w:line="460" w:lineRule="atLeast"/>
+                    <w:jc w:val="center"/>
+                    <w:rPr>
+                      <w:rFonts w:hint="eastAsia"/>
+                      <w:color w:val="000000" w:themeColor="text1"/>
+                      <w:szCs w:val="21"/>
+                    </w:rPr>
+                  </w:pPr>
+                  <w:r>
+                    <w:rPr>
+                      <w:rFonts w:hint="eastAsia"/>
+                      <w:color w:val="000000" w:themeColor="text1"/>
+                      <w:szCs w:val="21"/>
+                    </w:rPr>
+                    <w:t>管理</w:t>
+                  </w:r>
+                </w:p>
+              </w:tc>
+              <w:tc>
+                <w:tcPr>
+                  <w:tcW w:w="1418" w:type="dxa"/>
+                </w:tcPr>
+                <w:p>
+                  <w:pPr>
+                    <w:adjustRightInd w:val="0"/>
+                    <w:snapToGrid w:val="0"/>
+                    <w:spacing w:line="460" w:lineRule="atLeast"/>
+                    <w:jc w:val="center"/>
+                    <w:rPr>
+                      <w:color w:val="000000" w:themeColor="text1"/>
+                      <w:szCs w:val="21"/>
+                    </w:rPr>
+                  </w:pPr>
+                  <w:r>
+                    <w:rPr>
+                      <w:color w:val="000000" w:themeColor="text1"/>
+                      <w:szCs w:val="21"/>
+                    </w:rPr>
+                    <w:t>小计</w:t>
+                  </w:r>
+                </w:p>
+              </w:tc>
+            </w:tr>
+            <w:tr>
+              <w:trPr>
+                <w:jc w:val="center"/>
+              </w:trPr>
+              <w:tc>
+                <w:tcPr>
+                  <w:tcW w:w="1450" w:type="dxa"/>
+                </w:tcPr>
+                <w:p>
+                  <w:pPr>
+                    <w:adjustRightInd w:val="0"/>
+                    <w:snapToGrid w:val="0"/>
+                    <w:spacing w:line="460" w:lineRule="atLeast"/>
+                    <w:jc w:val="center"/>
+                    <w:rPr>
+                      <w:color w:val="000000" w:themeColor="text1"/>
+                      <w:szCs w:val="21"/>
+                    </w:rPr>
+                  </w:pPr>
+                  <w:r>
+                    <w:rPr>
+                      <w:rFonts w:hint="eastAsia"/>
+                      <w:color w:val="000000" w:themeColor="text1"/>
+                      <w:szCs w:val="21"/>
+                    </w:rPr>
+                    <w:t>朱涵</w:t>
+                  </w:r>
+                </w:p>
+              </w:tc>
+              <w:tc>
+                <w:tcPr>
+                  <w:tcW w:w="984" w:type="dxa"/>
+                </w:tcPr>
+                <w:p>
+                  <w:pPr>
+                    <w:adjustRightInd w:val="0"/>
+                    <w:snapToGrid w:val="0"/>
+                    <w:spacing w:line="460" w:lineRule="atLeast"/>
+                    <w:jc w:val="center"/>
+                    <w:rPr>
+                      <w:color w:val="000000" w:themeColor="text1"/>
+                      <w:szCs w:val="21"/>
+                    </w:rPr>
+                  </w:pPr>
+                  <w:r>
+                    <w:rPr>
+                      <w:rFonts w:hint="eastAsia"/>
+                      <w:color w:val="000000" w:themeColor="text1"/>
+                      <w:szCs w:val="21"/>
+                    </w:rPr>
+                    <w:t>1</w:t>
+                  </w:r>
+                  <w:r>
+                    <w:rPr>
+                      <w:rFonts w:hint="eastAsia"/>
+                      <w:color w:val="000000" w:themeColor="text1"/>
+                      <w:szCs w:val="21"/>
+                    </w:rPr>
+                    <w:t>5</w:t>
+                  </w:r>
+                  <w:r>
+                    <w:rPr>
+                      <w:rFonts w:hint="eastAsia"/>
+                      <w:color w:val="000000" w:themeColor="text1"/>
+                      <w:szCs w:val="21"/>
+                    </w:rPr>
+                    <w:t>%</w:t>
+                  </w:r>
+                </w:p>
+              </w:tc>
+              <w:tc>
+                <w:tcPr>
+                  <w:tcW w:w="992" w:type="dxa"/>
+                </w:tcPr>
+                <w:p>
+                  <w:pPr>
+                    <w:adjustRightInd w:val="0"/>
+                    <w:snapToGrid w:val="0"/>
+                    <w:spacing w:line="460" w:lineRule="atLeast"/>
+                    <w:jc w:val="center"/>
+                    <w:rPr>
+                      <w:color w:val="000000" w:themeColor="text1"/>
+                      <w:szCs w:val="21"/>
+                    </w:rPr>
+                  </w:pPr>
+                  <w:r>
+                    <w:rPr>
+                      <w:rFonts w:hint="eastAsia"/>
+                      <w:color w:val="000000" w:themeColor="text1"/>
+                      <w:szCs w:val="21"/>
+                    </w:rPr>
+                    <w:t>40</w:t>
+                  </w:r>
+                  <w:r>
+                    <w:rPr>
+                      <w:rFonts w:hint="eastAsia"/>
+                      <w:color w:val="000000" w:themeColor="text1"/>
+                      <w:szCs w:val="21"/>
+                    </w:rPr>
+                    <w:t>%</w:t>
+                  </w:r>
+                </w:p>
+              </w:tc>
+              <w:tc>
+                <w:tcPr>
+                  <w:tcW w:w="992" w:type="dxa"/>
+                </w:tcPr>
+                <w:p>
+                  <w:pPr>
+                    <w:adjustRightInd w:val="0"/>
+                    <w:snapToGrid w:val="0"/>
+                    <w:spacing w:line="460" w:lineRule="atLeast"/>
+                    <w:jc w:val="center"/>
+                    <w:rPr>
+                      <w:color w:val="000000" w:themeColor="text1"/>
+                      <w:szCs w:val="21"/>
+                    </w:rPr>
+                  </w:pPr>
+                  <w:r>
+                    <w:rPr>
+                      <w:rFonts w:hint="eastAsia"/>
+                      <w:color w:val="000000" w:themeColor="text1"/>
+                      <w:szCs w:val="21"/>
+                    </w:rPr>
+                    <w:t>2</w:t>
+                  </w:r>
+                  <w:r>
+                    <w:rPr>
+                      <w:rFonts w:hint="eastAsia"/>
+                      <w:color w:val="000000" w:themeColor="text1"/>
+                      <w:szCs w:val="21"/>
+                    </w:rPr>
+                    <w:t>0</w:t>
+                  </w:r>
+                  <w:r>
+                    <w:rPr>
+                      <w:rFonts w:hint="eastAsia"/>
+                      <w:color w:val="000000" w:themeColor="text1"/>
+                      <w:szCs w:val="21"/>
+                    </w:rPr>
+                    <w:t>%</w:t>
+                  </w:r>
+                </w:p>
+              </w:tc>
+              <w:tc>
+                <w:tcPr>
+                  <w:tcW w:w="993" w:type="dxa"/>
+                </w:tcPr>
+                <w:p>
+                  <w:pPr>
+                    <w:adjustRightInd w:val="0"/>
+                    <w:snapToGrid w:val="0"/>
+                    <w:spacing w:line="460" w:lineRule="atLeast"/>
+                    <w:jc w:val="center"/>
+                    <w:rPr>
+                      <w:color w:val="000000" w:themeColor="text1"/>
+                      <w:szCs w:val="21"/>
+                    </w:rPr>
+                  </w:pPr>
+                  <w:r>
+                    <w:rPr>
+                      <w:rFonts w:hint="eastAsia"/>
+                      <w:color w:val="000000" w:themeColor="text1"/>
+                      <w:szCs w:val="21"/>
+                    </w:rPr>
+                    <w:t>3</w:t>
+                  </w:r>
+                  <w:r>
+                    <w:rPr>
+                      <w:rFonts w:hint="eastAsia"/>
+                      <w:color w:val="000000" w:themeColor="text1"/>
+                      <w:szCs w:val="21"/>
+                    </w:rPr>
+                    <w:t>0%</w:t>
+                  </w:r>
+                </w:p>
+              </w:tc>
+              <w:tc>
+                <w:tcPr>
+                  <w:tcW w:w="1417" w:type="dxa"/>
+                </w:tcPr>
+                <w:p>
+                  <w:pPr>
+                    <w:adjustRightInd w:val="0"/>
+                    <w:snapToGrid w:val="0"/>
+                    <w:spacing w:line="460" w:lineRule="atLeast"/>
+                    <w:jc w:val="center"/>
+                    <w:rPr>
+                      <w:color w:val="000000" w:themeColor="text1"/>
+                      <w:szCs w:val="21"/>
+                    </w:rPr>
+                  </w:pPr>
+                  <w:r>
+                    <w:rPr>
+                      <w:rFonts w:hint="eastAsia"/>
+                      <w:color w:val="000000" w:themeColor="text1"/>
+                      <w:szCs w:val="21"/>
+                    </w:rPr>
+                    <w:t>17.5</w:t>
+                  </w:r>
+                  <w:r>
+                    <w:rPr>
+                      <w:rFonts w:hint="eastAsia"/>
+                      <w:color w:val="000000" w:themeColor="text1"/>
+                      <w:szCs w:val="21"/>
+                    </w:rPr>
+                    <w:t>%</w:t>
+                  </w:r>
+                </w:p>
+              </w:tc>
+              <w:tc>
+                <w:tcPr>
+                  <w:tcW w:w="1418" w:type="dxa"/>
+                </w:tcPr>
+                <w:p>
+                  <w:pPr>
+                    <w:adjustRightInd w:val="0"/>
+                    <w:snapToGrid w:val="0"/>
+                    <w:spacing w:line="460" w:lineRule="atLeast"/>
+                    <w:jc w:val="center"/>
+                    <w:rPr>
+                      <w:color w:val="000000" w:themeColor="text1"/>
+                      <w:szCs w:val="21"/>
+                    </w:rPr>
+                  </w:pPr>
+                  <w:r>
+                    <w:rPr>
+                      <w:rFonts w:hint="eastAsia"/>
+                      <w:color w:val="000000" w:themeColor="text1"/>
+                      <w:szCs w:val="21"/>
+                    </w:rPr>
+                    <w:t>2</w:t>
+                  </w:r>
+                  <w:r>
+                    <w:rPr>
+                      <w:rFonts w:hint="eastAsia"/>
+                      <w:color w:val="000000" w:themeColor="text1"/>
+                      <w:szCs w:val="21"/>
+                    </w:rPr>
+                    <w:t>0</w:t>
+                  </w:r>
+                  <w:r>
+                    <w:rPr>
+                      <w:rFonts w:hint="eastAsia"/>
+                      <w:color w:val="000000" w:themeColor="text1"/>
+                      <w:szCs w:val="21"/>
+                    </w:rPr>
+                    <w:t>%</w:t>
+                  </w:r>
+                </w:p>
+              </w:tc>
+            </w:tr>
+            <w:tr>
+              <w:trPr>
+                <w:jc w:val="center"/>
+              </w:trPr>
+              <w:tc>
+                <w:tcPr>
+                  <w:tcW w:w="1450" w:type="dxa"/>
+                </w:tcPr>
+                <w:p>
+                  <w:pPr>
+                    <w:adjustRightInd w:val="0"/>
+                    <w:snapToGrid w:val="0"/>
+                    <w:spacing w:line="460" w:lineRule="atLeast"/>
+                    <w:jc w:val="center"/>
+                    <w:rPr>
+                      <w:color w:val="000000" w:themeColor="text1"/>
+                      <w:szCs w:val="21"/>
+                    </w:rPr>
+                  </w:pPr>
+                  <w:r>
+                    <w:rPr>
+                      <w:rFonts w:hint="eastAsia"/>
+                      <w:color w:val="000000" w:themeColor="text1"/>
+                      <w:szCs w:val="21"/>
+                    </w:rPr>
+                    <w:t>赵楷越</w:t>
+                  </w:r>
+                </w:p>
+              </w:tc>
+              <w:tc>
+                <w:tcPr>
+                  <w:tcW w:w="984" w:type="dxa"/>
+                </w:tcPr>
+                <w:p>
+                  <w:pPr>
+                    <w:adjustRightInd w:val="0"/>
+                    <w:snapToGrid w:val="0"/>
+                    <w:spacing w:line="460" w:lineRule="atLeast"/>
+                    <w:jc w:val="center"/>
+                    <w:rPr>
+                      <w:color w:val="000000" w:themeColor="text1"/>
+                      <w:szCs w:val="21"/>
+                    </w:rPr>
+                  </w:pPr>
+                  <w:r>
+                    <w:rPr>
+                      <w:rFonts w:hint="eastAsia"/>
+                      <w:color w:val="000000" w:themeColor="text1"/>
+                      <w:szCs w:val="21"/>
+                    </w:rPr>
+                    <w:t>25</w:t>
+                  </w:r>
+                  <w:r>
+                    <w:rPr>
+                      <w:rFonts w:hint="eastAsia"/>
+                      <w:color w:val="000000" w:themeColor="text1"/>
+                      <w:szCs w:val="21"/>
+                    </w:rPr>
+                    <w:t>%</w:t>
+                  </w:r>
+                </w:p>
+              </w:tc>
+              <w:tc>
+                <w:tcPr>
+                  <w:tcW w:w="992" w:type="dxa"/>
+                </w:tcPr>
+                <w:p>
+                  <w:pPr>
+                    <w:adjustRightInd w:val="0"/>
+                    <w:snapToGrid w:val="0"/>
+                    <w:spacing w:line="460" w:lineRule="atLeast"/>
+                    <w:jc w:val="center"/>
+                    <w:rPr>
+                      <w:color w:val="000000" w:themeColor="text1"/>
+                      <w:szCs w:val="21"/>
+                    </w:rPr>
+                  </w:pPr>
+                  <w:r>
+                    <w:rPr>
+                      <w:rFonts w:hint="eastAsia"/>
+                      <w:color w:val="000000" w:themeColor="text1"/>
+                      <w:szCs w:val="21"/>
+                    </w:rPr>
+                    <w:t>10</w:t>
+                  </w:r>
+                  <w:r>
+                    <w:rPr>
+                      <w:rFonts w:hint="eastAsia"/>
+                      <w:color w:val="000000" w:themeColor="text1"/>
+                      <w:szCs w:val="21"/>
+                    </w:rPr>
+                    <w:t>%</w:t>
+                  </w:r>
+                </w:p>
+              </w:tc>
+              <w:tc>
+                <w:tcPr>
+                  <w:tcW w:w="992" w:type="dxa"/>
+                </w:tcPr>
+                <w:p>
+                  <w:pPr>
+                    <w:adjustRightInd w:val="0"/>
+                    <w:snapToGrid w:val="0"/>
+                    <w:spacing w:line="460" w:lineRule="atLeast"/>
+                    <w:jc w:val="center"/>
+                    <w:rPr>
+                      <w:color w:val="000000" w:themeColor="text1"/>
+                      <w:szCs w:val="21"/>
+                    </w:rPr>
+                  </w:pPr>
+                  <w:r>
+                    <w:rPr>
+                      <w:rFonts w:hint="eastAsia"/>
+                      <w:color w:val="000000" w:themeColor="text1"/>
+                      <w:szCs w:val="21"/>
+                    </w:rPr>
+                    <w:t>5</w:t>
+                  </w:r>
+                  <w:r>
+                    <w:rPr>
+                      <w:rFonts w:hint="eastAsia"/>
+                      <w:color w:val="000000" w:themeColor="text1"/>
+                      <w:szCs w:val="21"/>
+                    </w:rPr>
+                    <w:t>%</w:t>
+                  </w:r>
+                </w:p>
+              </w:tc>
+              <w:tc>
+                <w:tcPr>
+                  <w:tcW w:w="993" w:type="dxa"/>
+                </w:tcPr>
+                <w:p>
+                  <w:pPr>
+                    <w:adjustRightInd w:val="0"/>
+                    <w:snapToGrid w:val="0"/>
+                    <w:spacing w:line="460" w:lineRule="atLeast"/>
+                    <w:jc w:val="center"/>
+                    <w:rPr>
+                      <w:color w:val="000000" w:themeColor="text1"/>
+                      <w:szCs w:val="21"/>
+                    </w:rPr>
+                  </w:pPr>
+                  <w:r>
+                    <w:rPr>
+                      <w:rFonts w:hint="eastAsia"/>
+                      <w:color w:val="000000" w:themeColor="text1"/>
+                      <w:szCs w:val="21"/>
+                    </w:rPr>
+                    <w:t>40</w:t>
+                  </w:r>
+                  <w:r>
+                    <w:rPr>
+                      <w:rFonts w:hint="eastAsia"/>
+                      <w:color w:val="000000" w:themeColor="text1"/>
+                      <w:szCs w:val="21"/>
+                    </w:rPr>
+                    <w:t>%</w:t>
+                  </w:r>
+                </w:p>
+              </w:tc>
+              <w:tc>
+                <w:tcPr>
+                  <w:tcW w:w="1417" w:type="dxa"/>
+                </w:tcPr>
+                <w:p>
+                  <w:pPr>
+                    <w:adjustRightInd w:val="0"/>
+                    <w:snapToGrid w:val="0"/>
+                    <w:spacing w:line="460" w:lineRule="atLeast"/>
+                    <w:jc w:val="center"/>
+                    <w:rPr>
+                      <w:color w:val="000000" w:themeColor="text1"/>
+                      <w:szCs w:val="21"/>
+                    </w:rPr>
+                  </w:pPr>
+                  <w:r>
+                    <w:rPr>
+                      <w:rFonts w:hint="eastAsia"/>
+                      <w:color w:val="000000" w:themeColor="text1"/>
+                      <w:szCs w:val="21"/>
+                    </w:rPr>
+                    <w:t>3</w:t>
+                  </w:r>
+                  <w:r>
+                    <w:rPr>
+                      <w:rFonts w:hint="eastAsia"/>
+                      <w:color w:val="000000" w:themeColor="text1"/>
+                      <w:szCs w:val="21"/>
+                    </w:rPr>
+                    <w:t>0%</w:t>
+                  </w:r>
+                </w:p>
+              </w:tc>
+              <w:tc>
+                <w:tcPr>
+                  <w:tcW w:w="1418" w:type="dxa"/>
+                </w:tcPr>
+                <w:p>
+                  <w:pPr>
+                    <w:adjustRightInd w:val="0"/>
+                    <w:snapToGrid w:val="0"/>
+                    <w:spacing w:line="460" w:lineRule="atLeast"/>
+                    <w:jc w:val="center"/>
+                    <w:rPr>
+                      <w:color w:val="000000" w:themeColor="text1"/>
+                      <w:szCs w:val="21"/>
+                    </w:rPr>
+                  </w:pPr>
+                  <w:r>
+                    <w:rPr>
+                      <w:rFonts w:hint="eastAsia"/>
+                      <w:color w:val="000000" w:themeColor="text1"/>
+                      <w:szCs w:val="21"/>
+                    </w:rPr>
+                    <w:t>2</w:t>
+                  </w:r>
+                  <w:r>
+                    <w:rPr>
+                      <w:rFonts w:hint="eastAsia"/>
+                      <w:color w:val="000000" w:themeColor="text1"/>
+                      <w:szCs w:val="21"/>
+                    </w:rPr>
+                    <w:t>0</w:t>
+                  </w:r>
+                  <w:r>
+                    <w:rPr>
+                      <w:rFonts w:hint="eastAsia"/>
+                      <w:color w:val="000000" w:themeColor="text1"/>
+                      <w:szCs w:val="21"/>
+                    </w:rPr>
+                    <w:t>%</w:t>
+                  </w:r>
+                </w:p>
+              </w:tc>
+            </w:tr>
+            <w:tr>
+              <w:trPr>
+                <w:jc w:val="center"/>
+              </w:trPr>
+              <w:tc>
+                <w:tcPr>
+                  <w:tcW w:w="1450" w:type="dxa"/>
+                </w:tcPr>
+                <w:p>
+                  <w:pPr>
+                    <w:adjustRightInd w:val="0"/>
+                    <w:snapToGrid w:val="0"/>
+                    <w:spacing w:line="460" w:lineRule="atLeast"/>
+                    <w:jc w:val="center"/>
+                    <w:rPr>
+                      <w:color w:val="000000" w:themeColor="text1"/>
+                      <w:szCs w:val="21"/>
+                    </w:rPr>
+                  </w:pPr>
+                  <w:r>
+                    <w:rPr>
+                      <w:rFonts w:hint="eastAsia"/>
+                      <w:color w:val="000000" w:themeColor="text1"/>
+                      <w:szCs w:val="21"/>
+                    </w:rPr>
+                    <w:t>孙恬然</w:t>
+                  </w:r>
+                </w:p>
+              </w:tc>
+              <w:tc>
+                <w:tcPr>
+                  <w:tcW w:w="984" w:type="dxa"/>
+                </w:tcPr>
+                <w:p>
+                  <w:pPr>
+                    <w:adjustRightInd w:val="0"/>
+                    <w:snapToGrid w:val="0"/>
+                    <w:spacing w:line="460" w:lineRule="atLeast"/>
+                    <w:jc w:val="center"/>
+                    <w:rPr>
+                      <w:color w:val="000000" w:themeColor="text1"/>
+                      <w:szCs w:val="21"/>
+                    </w:rPr>
+                  </w:pPr>
+                  <w:r>
+                    <w:rPr>
+                      <w:rFonts w:hint="eastAsia"/>
+                      <w:color w:val="000000" w:themeColor="text1"/>
+                      <w:szCs w:val="21"/>
+                    </w:rPr>
+                    <w:t>15</w:t>
+                  </w:r>
+                  <w:r>
+                    <w:rPr>
+                      <w:rFonts w:hint="eastAsia"/>
+                      <w:color w:val="000000" w:themeColor="text1"/>
+                      <w:szCs w:val="21"/>
+                    </w:rPr>
+                    <w:t>%</w:t>
+                  </w:r>
+                </w:p>
+              </w:tc>
+              <w:tc>
+                <w:tcPr>
+                  <w:tcW w:w="992" w:type="dxa"/>
+                </w:tcPr>
+                <w:p>
+                  <w:pPr>
+                    <w:adjustRightInd w:val="0"/>
+                    <w:snapToGrid w:val="0"/>
+                    <w:spacing w:line="460" w:lineRule="atLeast"/>
+                    <w:jc w:val="center"/>
+                    <w:rPr>
+                      <w:color w:val="000000" w:themeColor="text1"/>
+                      <w:szCs w:val="21"/>
+                    </w:rPr>
+                  </w:pPr>
+                  <w:r>
+                    <w:rPr>
+                      <w:rFonts w:hint="eastAsia"/>
+                      <w:color w:val="000000" w:themeColor="text1"/>
+                      <w:szCs w:val="21"/>
+                    </w:rPr>
+                    <w:t>30%</w:t>
+                  </w:r>
+                </w:p>
+              </w:tc>
+              <w:tc>
+                <w:tcPr>
+                  <w:tcW w:w="992" w:type="dxa"/>
+                </w:tcPr>
+                <w:p>
+                  <w:pPr>
+                    <w:adjustRightInd w:val="0"/>
+                    <w:snapToGrid w:val="0"/>
+                    <w:spacing w:line="460" w:lineRule="atLeast"/>
+                    <w:jc w:val="center"/>
+                    <w:rPr>
+                      <w:color w:val="000000" w:themeColor="text1"/>
+                      <w:szCs w:val="21"/>
+                    </w:rPr>
+                  </w:pPr>
+                  <w:r>
+                    <w:rPr>
+                      <w:rFonts w:hint="eastAsia"/>
+                      <w:color w:val="000000" w:themeColor="text1"/>
+                      <w:szCs w:val="21"/>
+                    </w:rPr>
+                    <w:t>1</w:t>
+                  </w:r>
+                  <w:r>
+                    <w:rPr>
+                      <w:rFonts w:hint="eastAsia"/>
+                      <w:color w:val="000000" w:themeColor="text1"/>
+                      <w:szCs w:val="21"/>
+                    </w:rPr>
+                    <w:t>5</w:t>
+                  </w:r>
+                  <w:r>
+                    <w:rPr>
+                      <w:rFonts w:hint="eastAsia"/>
+                      <w:color w:val="000000" w:themeColor="text1"/>
+                      <w:szCs w:val="21"/>
+                    </w:rPr>
+                    <w:t>%</w:t>
+                  </w:r>
+                </w:p>
+              </w:tc>
+              <w:tc>
+                <w:tcPr>
+                  <w:tcW w:w="993" w:type="dxa"/>
+                </w:tcPr>
+                <w:p>
+                  <w:pPr>
+                    <w:adjustRightInd w:val="0"/>
+                    <w:snapToGrid w:val="0"/>
+                    <w:spacing w:line="460" w:lineRule="atLeast"/>
+                    <w:jc w:val="center"/>
+                    <w:rPr>
+                      <w:color w:val="000000" w:themeColor="text1"/>
+                      <w:szCs w:val="21"/>
+                    </w:rPr>
+                  </w:pPr>
+                  <w:r>
+                    <w:rPr>
+                      <w:rFonts w:hint="eastAsia"/>
+                      <w:color w:val="000000" w:themeColor="text1"/>
+                      <w:szCs w:val="21"/>
+                    </w:rPr>
+                    <w:t>1</w:t>
+                  </w:r>
+                  <w:r>
+                    <w:rPr>
+                      <w:rFonts w:hint="eastAsia"/>
+                      <w:color w:val="000000" w:themeColor="text1"/>
+                      <w:szCs w:val="21"/>
+                    </w:rPr>
+                    <w:t>0%</w:t>
+                  </w:r>
+                </w:p>
+              </w:tc>
+              <w:tc>
+                <w:tcPr>
+                  <w:tcW w:w="1417" w:type="dxa"/>
+                </w:tcPr>
+                <w:p>
+                  <w:pPr>
+                    <w:adjustRightInd w:val="0"/>
+                    <w:snapToGrid w:val="0"/>
+                    <w:spacing w:line="460" w:lineRule="atLeast"/>
+                    <w:jc w:val="center"/>
+                    <w:rPr>
+                      <w:color w:val="000000" w:themeColor="text1"/>
+                      <w:szCs w:val="21"/>
+                    </w:rPr>
+                  </w:pPr>
+                  <w:r>
+                    <w:rPr>
+                      <w:rFonts w:hint="eastAsia"/>
+                      <w:color w:val="000000" w:themeColor="text1"/>
+                      <w:szCs w:val="21"/>
+                    </w:rPr>
+                    <w:t>17.5</w:t>
+                  </w:r>
+                  <w:r>
+                    <w:rPr>
+                      <w:rFonts w:hint="eastAsia"/>
+                      <w:color w:val="000000" w:themeColor="text1"/>
+                      <w:szCs w:val="21"/>
+                    </w:rPr>
+                    <w:t>%</w:t>
+                  </w:r>
+                </w:p>
+              </w:tc>
+              <w:tc>
+                <w:tcPr>
+                  <w:tcW w:w="1418" w:type="dxa"/>
+                </w:tcPr>
+                <w:p>
+                  <w:pPr>
+                    <w:adjustRightInd w:val="0"/>
+                    <w:snapToGrid w:val="0"/>
+                    <w:spacing w:line="460" w:lineRule="atLeast"/>
+                    <w:jc w:val="center"/>
+                    <w:rPr>
+                      <w:color w:val="000000" w:themeColor="text1"/>
+                      <w:szCs w:val="21"/>
+                    </w:rPr>
+                  </w:pPr>
+                  <w:r>
+                    <w:rPr>
+                      <w:rFonts w:hint="eastAsia"/>
+                      <w:color w:val="000000" w:themeColor="text1"/>
+                      <w:szCs w:val="21"/>
+                    </w:rPr>
+                    <w:t>20</w:t>
+                  </w:r>
+                  <w:r>
+                    <w:rPr>
+                      <w:rFonts w:hint="eastAsia"/>
+                      <w:color w:val="000000" w:themeColor="text1"/>
+                      <w:szCs w:val="21"/>
+                    </w:rPr>
+                    <w:t>%</w:t>
+                  </w:r>
+                </w:p>
+              </w:tc>
+            </w:tr>
+            <w:tr>
+              <w:trPr>
+                <w:jc w:val="center"/>
+              </w:trPr>
+              <w:tc>
+                <w:tcPr>
+                  <w:tcW w:w="1450" w:type="dxa"/>
+                </w:tcPr>
+                <w:p>
+                  <w:pPr>
+                    <w:adjustRightInd w:val="0"/>
+                    <w:snapToGrid w:val="0"/>
+                    <w:spacing w:line="460" w:lineRule="atLeast"/>
+                    <w:jc w:val="center"/>
+                    <w:rPr>
+                      <w:color w:val="000000" w:themeColor="text1"/>
+                      <w:szCs w:val="21"/>
+                    </w:rPr>
+                  </w:pPr>
+                  <w:r>
+                    <w:rPr>
+                      <w:rFonts w:hint="eastAsia"/>
+                      <w:color w:val="000000" w:themeColor="text1"/>
+                      <w:szCs w:val="21"/>
+                    </w:rPr>
+                    <w:t>齐佳怡</w:t>
+                  </w:r>
+                </w:p>
+              </w:tc>
+              <w:tc>
+                <w:tcPr>
+                  <w:tcW w:w="984" w:type="dxa"/>
+                </w:tcPr>
+                <w:p>
+                  <w:pPr>
+                    <w:adjustRightInd w:val="0"/>
+                    <w:snapToGrid w:val="0"/>
+                    <w:spacing w:line="460" w:lineRule="atLeast"/>
+                    <w:jc w:val="center"/>
+                    <w:rPr>
+                      <w:color w:val="000000" w:themeColor="text1"/>
+                      <w:szCs w:val="21"/>
+                    </w:rPr>
+                  </w:pPr>
+                  <w:r>
+                    <w:rPr>
+                      <w:rFonts w:hint="eastAsia"/>
+                      <w:color w:val="000000" w:themeColor="text1"/>
+                      <w:szCs w:val="21"/>
+                    </w:rPr>
+                    <w:t>15</w:t>
+                  </w:r>
+                  <w:r>
+                    <w:rPr>
+                      <w:rFonts w:hint="eastAsia"/>
+                      <w:color w:val="000000" w:themeColor="text1"/>
+                      <w:szCs w:val="21"/>
+                    </w:rPr>
+                    <w:t>%</w:t>
+                  </w:r>
+                </w:p>
+              </w:tc>
+              <w:tc>
+                <w:tcPr>
+                  <w:tcW w:w="992" w:type="dxa"/>
+                </w:tcPr>
+                <w:p>
+                  <w:pPr>
+                    <w:adjustRightInd w:val="0"/>
+                    <w:snapToGrid w:val="0"/>
+                    <w:spacing w:line="460" w:lineRule="atLeast"/>
+                    <w:jc w:val="center"/>
+                    <w:rPr>
+                      <w:color w:val="000000" w:themeColor="text1"/>
+                      <w:szCs w:val="21"/>
+                    </w:rPr>
+                  </w:pPr>
+                  <w:r>
+                    <w:rPr>
+                      <w:rFonts w:hint="eastAsia"/>
+                      <w:color w:val="000000" w:themeColor="text1"/>
+                      <w:szCs w:val="21"/>
+                    </w:rPr>
+                    <w:t>10</w:t>
+                  </w:r>
+                  <w:r>
+                    <w:rPr>
+                      <w:rFonts w:hint="eastAsia"/>
+                      <w:color w:val="000000" w:themeColor="text1"/>
+                      <w:szCs w:val="21"/>
+                    </w:rPr>
+                    <w:t>%</w:t>
+                  </w:r>
+                </w:p>
+              </w:tc>
+              <w:tc>
+                <w:tcPr>
+                  <w:tcW w:w="992" w:type="dxa"/>
+                </w:tcPr>
+                <w:p>
+                  <w:pPr>
+                    <w:adjustRightInd w:val="0"/>
+                    <w:snapToGrid w:val="0"/>
+                    <w:spacing w:line="460" w:lineRule="atLeast"/>
+                    <w:jc w:val="center"/>
+                    <w:rPr>
+                      <w:color w:val="000000" w:themeColor="text1"/>
+                      <w:szCs w:val="21"/>
+                    </w:rPr>
+                  </w:pPr>
+                  <w:r>
+                    <w:rPr>
+                      <w:rFonts w:hint="eastAsia"/>
+                      <w:color w:val="000000" w:themeColor="text1"/>
+                      <w:szCs w:val="21"/>
+                    </w:rPr>
+                    <w:t>30</w:t>
+                  </w:r>
+                  <w:r>
+                    <w:rPr>
+                      <w:rFonts w:hint="eastAsia"/>
+                      <w:color w:val="000000" w:themeColor="text1"/>
+                      <w:szCs w:val="21"/>
+                    </w:rPr>
+                    <w:t>%</w:t>
+                  </w:r>
+                </w:p>
+              </w:tc>
+              <w:tc>
+                <w:tcPr>
+                  <w:tcW w:w="993" w:type="dxa"/>
+                </w:tcPr>
+                <w:p>
+                  <w:pPr>
+                    <w:adjustRightInd w:val="0"/>
+                    <w:snapToGrid w:val="0"/>
+                    <w:spacing w:line="460" w:lineRule="atLeast"/>
+                    <w:jc w:val="center"/>
+                    <w:rPr>
+                      <w:color w:val="000000" w:themeColor="text1"/>
+                      <w:szCs w:val="21"/>
+                    </w:rPr>
+                  </w:pPr>
+                  <w:r>
+                    <w:rPr>
+                      <w:rFonts w:hint="eastAsia"/>
+                      <w:color w:val="000000" w:themeColor="text1"/>
+                      <w:szCs w:val="21"/>
+                    </w:rPr>
+                    <w:t>1</w:t>
+                  </w:r>
+                  <w:r>
+                    <w:rPr>
+                      <w:rFonts w:hint="eastAsia"/>
+                      <w:color w:val="000000" w:themeColor="text1"/>
+                      <w:szCs w:val="21"/>
+                    </w:rPr>
+                    <w:t>0%</w:t>
+                  </w:r>
+                </w:p>
+              </w:tc>
+              <w:tc>
+                <w:tcPr>
+                  <w:tcW w:w="1417" w:type="dxa"/>
+                </w:tcPr>
+                <w:p>
+                  <w:pPr>
+                    <w:adjustRightInd w:val="0"/>
+                    <w:snapToGrid w:val="0"/>
+                    <w:spacing w:line="460" w:lineRule="atLeast"/>
+                    <w:jc w:val="center"/>
+                    <w:rPr>
+                      <w:color w:val="000000" w:themeColor="text1"/>
+                      <w:szCs w:val="21"/>
+                    </w:rPr>
+                  </w:pPr>
+                  <w:r>
+                    <w:rPr>
+                      <w:rFonts w:hint="eastAsia"/>
+                      <w:color w:val="000000" w:themeColor="text1"/>
+                      <w:szCs w:val="21"/>
+                    </w:rPr>
+                    <w:t>17.5</w:t>
+                  </w:r>
+                  <w:r>
+                    <w:rPr>
+                      <w:rFonts w:hint="eastAsia"/>
+                      <w:color w:val="000000" w:themeColor="text1"/>
+                      <w:szCs w:val="21"/>
+                    </w:rPr>
+                    <w:t>%</w:t>
+                  </w:r>
+                </w:p>
+              </w:tc>
+              <w:tc>
+                <w:tcPr>
+                  <w:tcW w:w="1418" w:type="dxa"/>
+                </w:tcPr>
+                <w:p>
+                  <w:pPr>
+                    <w:adjustRightInd w:val="0"/>
+                    <w:snapToGrid w:val="0"/>
+                    <w:spacing w:line="460" w:lineRule="atLeast"/>
+                    <w:jc w:val="center"/>
+                    <w:rPr>
+                      <w:color w:val="000000" w:themeColor="text1"/>
+                      <w:szCs w:val="21"/>
+                    </w:rPr>
+                  </w:pPr>
+                  <w:r>
+                    <w:rPr>
+                      <w:rFonts w:hint="eastAsia"/>
+                      <w:color w:val="000000" w:themeColor="text1"/>
+                      <w:szCs w:val="21"/>
+                    </w:rPr>
+                    <w:t>20</w:t>
+                  </w:r>
+                  <w:r>
+                    <w:rPr>
+                      <w:rFonts w:hint="eastAsia"/>
+                      <w:color w:val="000000" w:themeColor="text1"/>
+                      <w:szCs w:val="21"/>
+                    </w:rPr>
+                    <w:t>%</w:t>
+                  </w:r>
+                </w:p>
+              </w:tc>
+            </w:tr>
+            <w:tr>
+              <w:trPr>
+                <w:jc w:val="center"/>
+              </w:trPr>
+              <w:tc>
+                <w:tcPr>
+                  <w:tcW w:w="1450" w:type="dxa"/>
+                </w:tcPr>
+                <w:p>
+                  <w:pPr>
+                    <w:adjustRightInd w:val="0"/>
+                    <w:snapToGrid w:val="0"/>
+                    <w:spacing w:line="460" w:lineRule="atLeast"/>
+                    <w:jc w:val="center"/>
+                    <w:rPr>
+                      <w:color w:val="000000" w:themeColor="text1"/>
+                      <w:szCs w:val="21"/>
+                    </w:rPr>
+                  </w:pPr>
+                  <w:r>
+                    <w:rPr>
+                      <w:rFonts w:hint="eastAsia"/>
+                      <w:color w:val="000000" w:themeColor="text1"/>
+                      <w:szCs w:val="21"/>
+                    </w:rPr>
+                    <w:t>骆镒妤</w:t>
+                  </w:r>
+                </w:p>
+              </w:tc>
+              <w:tc>
+                <w:tcPr>
+                  <w:tcW w:w="984" w:type="dxa"/>
+                </w:tcPr>
+                <w:p>
+                  <w:pPr>
+                    <w:adjustRightInd w:val="0"/>
+                    <w:snapToGrid w:val="0"/>
+                    <w:spacing w:line="460" w:lineRule="atLeast"/>
+                    <w:jc w:val="center"/>
+                    <w:rPr>
+                      <w:color w:val="000000" w:themeColor="text1"/>
+                      <w:szCs w:val="21"/>
+                    </w:rPr>
+                  </w:pPr>
+                  <w:r>
+                    <w:rPr>
+                      <w:rFonts w:hint="eastAsia"/>
+                      <w:color w:val="000000" w:themeColor="text1"/>
+                      <w:szCs w:val="21"/>
+                    </w:rPr>
+                    <w:t>15</w:t>
+                  </w:r>
+                  <w:r>
+                    <w:rPr>
+                      <w:rFonts w:hint="eastAsia"/>
+                      <w:color w:val="000000" w:themeColor="text1"/>
+                      <w:szCs w:val="21"/>
+                    </w:rPr>
+                    <w:t>%</w:t>
+                  </w:r>
+                </w:p>
+              </w:tc>
+              <w:tc>
+                <w:tcPr>
+                  <w:tcW w:w="992" w:type="dxa"/>
+                </w:tcPr>
+                <w:p>
+                  <w:pPr>
+                    <w:adjustRightInd w:val="0"/>
+                    <w:snapToGrid w:val="0"/>
+                    <w:spacing w:line="460" w:lineRule="atLeast"/>
+                    <w:jc w:val="center"/>
+                    <w:rPr>
+                      <w:color w:val="000000" w:themeColor="text1"/>
+                      <w:szCs w:val="21"/>
+                    </w:rPr>
+                  </w:pPr>
+                  <w:r>
+                    <w:rPr>
+                      <w:rFonts w:hint="eastAsia"/>
+                      <w:color w:val="000000" w:themeColor="text1"/>
+                      <w:szCs w:val="21"/>
+                    </w:rPr>
+                    <w:t>10</w:t>
+                  </w:r>
+                  <w:r>
+                    <w:rPr>
+                      <w:rFonts w:hint="eastAsia"/>
+                      <w:color w:val="000000" w:themeColor="text1"/>
+                      <w:szCs w:val="21"/>
+                    </w:rPr>
+                    <w:t>%</w:t>
+                  </w:r>
+                </w:p>
+              </w:tc>
+              <w:tc>
+                <w:tcPr>
+                  <w:tcW w:w="992" w:type="dxa"/>
+                </w:tcPr>
+                <w:p>
+                  <w:pPr>
+                    <w:adjustRightInd w:val="0"/>
+                    <w:snapToGrid w:val="0"/>
+                    <w:spacing w:line="460" w:lineRule="atLeast"/>
+                    <w:jc w:val="center"/>
+                    <w:rPr>
+                      <w:color w:val="000000" w:themeColor="text1"/>
+                      <w:szCs w:val="21"/>
+                    </w:rPr>
+                  </w:pPr>
+                  <w:r>
+                    <w:rPr>
+                      <w:rFonts w:hint="eastAsia"/>
+                      <w:color w:val="000000" w:themeColor="text1"/>
+                      <w:szCs w:val="21"/>
+                    </w:rPr>
+                    <w:t>30</w:t>
+                  </w:r>
+                  <w:r>
+                    <w:rPr>
+                      <w:rFonts w:hint="eastAsia"/>
+                      <w:color w:val="000000" w:themeColor="text1"/>
+                      <w:szCs w:val="21"/>
+                    </w:rPr>
+                    <w:t>%</w:t>
+                  </w:r>
+                </w:p>
+              </w:tc>
+              <w:tc>
+                <w:tcPr>
+                  <w:tcW w:w="993" w:type="dxa"/>
+                </w:tcPr>
+                <w:p>
+                  <w:pPr>
+                    <w:adjustRightInd w:val="0"/>
+                    <w:snapToGrid w:val="0"/>
+                    <w:spacing w:line="460" w:lineRule="atLeast"/>
+                    <w:jc w:val="center"/>
+                    <w:rPr>
+                      <w:color w:val="000000" w:themeColor="text1"/>
+                      <w:szCs w:val="21"/>
+                    </w:rPr>
+                  </w:pPr>
+                  <w:r>
+                    <w:rPr>
+                      <w:rFonts w:hint="eastAsia"/>
+                      <w:color w:val="000000" w:themeColor="text1"/>
+                      <w:szCs w:val="21"/>
+                    </w:rPr>
+                    <w:t>1</w:t>
+                  </w:r>
+                  <w:r>
+                    <w:rPr>
+                      <w:rFonts w:hint="eastAsia"/>
+                      <w:color w:val="000000" w:themeColor="text1"/>
+                      <w:szCs w:val="21"/>
+                    </w:rPr>
+                    <w:t>0%</w:t>
+                  </w:r>
+                </w:p>
+              </w:tc>
+              <w:tc>
+                <w:tcPr>
+                  <w:tcW w:w="1417" w:type="dxa"/>
+                </w:tcPr>
+                <w:p>
+                  <w:pPr>
+                    <w:adjustRightInd w:val="0"/>
+                    <w:snapToGrid w:val="0"/>
+                    <w:spacing w:line="460" w:lineRule="atLeast"/>
+                    <w:jc w:val="center"/>
+                    <w:rPr>
+                      <w:color w:val="000000" w:themeColor="text1"/>
+                      <w:szCs w:val="21"/>
+                    </w:rPr>
+                  </w:pPr>
+                  <w:r>
+                    <w:rPr>
+                      <w:rFonts w:hint="eastAsia"/>
+                      <w:color w:val="000000" w:themeColor="text1"/>
+                      <w:szCs w:val="21"/>
+                    </w:rPr>
+                    <w:t>17.5</w:t>
+                  </w:r>
+                  <w:r>
+                    <w:rPr>
+                      <w:rFonts w:hint="eastAsia"/>
+                      <w:color w:val="000000" w:themeColor="text1"/>
+                      <w:szCs w:val="21"/>
+                    </w:rPr>
+                    <w:t>%</w:t>
+                  </w:r>
+                </w:p>
+              </w:tc>
+              <w:tc>
+                <w:tcPr>
+                  <w:tcW w:w="1418" w:type="dxa"/>
+                </w:tcPr>
+                <w:p>
+                  <w:pPr>
+                    <w:adjustRightInd w:val="0"/>
+                    <w:snapToGrid w:val="0"/>
+                    <w:spacing w:line="460" w:lineRule="atLeast"/>
+                    <w:jc w:val="center"/>
+                    <w:rPr>
+                      <w:color w:val="000000" w:themeColor="text1"/>
+                      <w:szCs w:val="21"/>
+                    </w:rPr>
+                  </w:pPr>
+                  <w:r>
+                    <w:rPr>
+                      <w:rFonts w:hint="eastAsia"/>
+                      <w:color w:val="000000" w:themeColor="text1"/>
+                      <w:szCs w:val="21"/>
+                    </w:rPr>
+                    <w:t>20</w:t>
+                  </w:r>
+                  <w:r>
+                    <w:rPr>
+                      <w:rFonts w:hint="eastAsia"/>
+                      <w:color w:val="000000" w:themeColor="text1"/>
+                      <w:szCs w:val="21"/>
+                    </w:rPr>
+                    <w:t>%</w:t>
+                  </w:r>
+                </w:p>
+              </w:tc>
+            </w:tr>
+          </w:tbl>
           <w:p>
             <w:pPr>
               <w:adjustRightInd w:val="0"/>
@@ -1769,175 +3132,6 @@
                 <w:szCs w:val="21"/>
               </w:rPr>
             </w:pPr>
-            <w:r>
-              <w:rPr>
-                <w:rFonts w:hint="eastAsia"/>
-                <w:color w:val="0070C0"/>
-                <w:szCs w:val="21"/>
-              </w:rPr>
-              <w:lastRenderedPageBreak/>
-              <w:t>合计</w:t>
-            </w:r>
-            <w:r>
-              <w:rPr>
-                <w:rFonts w:hint="eastAsia"/>
-                <w:color w:val="0070C0"/>
-                <w:szCs w:val="21"/>
-              </w:rPr>
-              <w:t>1</w:t>
-            </w:r>
-            <w:r>
-              <w:rPr>
-                <w:color w:val="0070C0"/>
-                <w:szCs w:val="21"/>
-              </w:rPr>
-              <w:t>00%</w:t>
-            </w:r>
-          </w:p>
-          <w:p>
-            <w:pPr>
-              <w:adjustRightInd w:val="0"/>
-              <w:snapToGrid w:val="0"/>
-              <w:spacing w:line="460" w:lineRule="atLeast"/>
-              <w:ind w:firstLineChars="100" w:firstLine="210"/>
-              <w:rPr>
-                <w:rFonts w:hint="eastAsia"/>
-                <w:color w:val="0070C0"/>
-                <w:szCs w:val="21"/>
-              </w:rPr>
-            </w:pPr>
-            <w:r>
-              <w:rPr>
-                <w:rFonts w:hint="eastAsia"/>
-                <w:color w:val="0070C0"/>
-                <w:szCs w:val="21"/>
-              </w:rPr>
-              <w:t>赵楷越：</w:t>
-            </w:r>
-            <w:r>
-              <w:rPr>
-                <w:rFonts w:hint="eastAsia"/>
-                <w:color w:val="0070C0"/>
-                <w:szCs w:val="21"/>
-              </w:rPr>
-              <w:t>20%</w:t>
-            </w:r>
-          </w:p>
-          <w:p>
-            <w:pPr>
-              <w:adjustRightInd w:val="0"/>
-              <w:snapToGrid w:val="0"/>
-              <w:spacing w:line="460" w:lineRule="atLeast"/>
-              <w:ind w:firstLineChars="100" w:firstLine="210"/>
-              <w:rPr>
-                <w:rFonts w:hint="eastAsia"/>
-                <w:color w:val="0070C0"/>
-                <w:szCs w:val="21"/>
-              </w:rPr>
-            </w:pPr>
-            <w:r>
-              <w:rPr>
-                <w:rFonts w:hint="eastAsia"/>
-                <w:color w:val="0070C0"/>
-                <w:szCs w:val="21"/>
-              </w:rPr>
-              <w:t>朱涵：</w:t>
-            </w:r>
-            <w:r>
-              <w:rPr>
-                <w:rFonts w:hint="eastAsia"/>
-                <w:color w:val="0070C0"/>
-                <w:szCs w:val="21"/>
-              </w:rPr>
-              <w:t>20%</w:t>
-            </w:r>
-          </w:p>
-          <w:p>
-            <w:pPr>
-              <w:adjustRightInd w:val="0"/>
-              <w:snapToGrid w:val="0"/>
-              <w:spacing w:line="460" w:lineRule="atLeast"/>
-              <w:ind w:firstLineChars="100" w:firstLine="210"/>
-              <w:rPr>
-                <w:rFonts w:hint="eastAsia"/>
-                <w:color w:val="0070C0"/>
-                <w:szCs w:val="21"/>
-              </w:rPr>
-            </w:pPr>
-            <w:r>
-              <w:rPr>
-                <w:rFonts w:hint="eastAsia"/>
-                <w:color w:val="0070C0"/>
-                <w:szCs w:val="21"/>
-              </w:rPr>
-              <w:t>孙恬然：</w:t>
-            </w:r>
-            <w:r>
-              <w:rPr>
-                <w:rFonts w:hint="eastAsia"/>
-                <w:color w:val="0070C0"/>
-                <w:szCs w:val="21"/>
-              </w:rPr>
-              <w:t>20%</w:t>
-            </w:r>
-          </w:p>
-          <w:p>
-            <w:pPr>
-              <w:adjustRightInd w:val="0"/>
-              <w:snapToGrid w:val="0"/>
-              <w:spacing w:line="460" w:lineRule="atLeast"/>
-              <w:ind w:firstLineChars="100" w:firstLine="210"/>
-              <w:rPr>
-                <w:rFonts w:hint="eastAsia"/>
-                <w:color w:val="0070C0"/>
-                <w:szCs w:val="21"/>
-              </w:rPr>
-            </w:pPr>
-            <w:r>
-              <w:rPr>
-                <w:rFonts w:hint="eastAsia"/>
-                <w:color w:val="0070C0"/>
-                <w:szCs w:val="21"/>
-              </w:rPr>
-              <w:t>骆镒妤：</w:t>
-            </w:r>
-            <w:r>
-              <w:rPr>
-                <w:rFonts w:hint="eastAsia"/>
-                <w:color w:val="0070C0"/>
-                <w:szCs w:val="21"/>
-              </w:rPr>
-              <w:t>20%</w:t>
-            </w:r>
-          </w:p>
-          <w:p>
-            <w:pPr>
-              <w:adjustRightInd w:val="0"/>
-              <w:snapToGrid w:val="0"/>
-              <w:spacing w:line="460" w:lineRule="atLeast"/>
-              <w:ind w:firstLineChars="100" w:firstLine="210"/>
-              <w:rPr>
-                <w:rFonts w:hint="eastAsia"/>
-                <w:color w:val="0070C0"/>
-                <w:szCs w:val="21"/>
-              </w:rPr>
-            </w:pPr>
-            <w:r>
-              <w:rPr>
-                <w:rFonts w:hint="eastAsia"/>
-                <w:color w:val="0070C0"/>
-                <w:szCs w:val="21"/>
-              </w:rPr>
-              <w:t>齐佳怡：</w:t>
-            </w:r>
-            <w:r>
-              <w:rPr>
-                <w:rFonts w:hint="eastAsia"/>
-                <w:color w:val="0070C0"/>
-                <w:szCs w:val="21"/>
-              </w:rPr>
-              <w:t>20%</w:t>
-            </w:r>
           </w:p>
         </w:tc>
       </w:tr>

--- a/doc/项目总结报告.docx
+++ b/doc/项目总结报告.docx
@@ -811,6 +811,66 @@
               <w:snapToGrid w:val="0"/>
               <w:spacing w:line="460" w:lineRule="atLeast"/>
               <w:rPr>
+                <w:rFonts w:hint="eastAsia"/>
+                <w:szCs w:val="21"/>
+              </w:rPr>
+            </w:pPr>
+            <w:r>
+              <w:rPr>
+                <w:rFonts w:hint="eastAsia"/>
+                <w:szCs w:val="21"/>
+              </w:rPr>
+              <w:t>前端</w:t>
+            </w:r>
+            <w:r>
+              <w:rPr>
+                <w:rFonts w:hint="eastAsia"/>
+                <w:szCs w:val="21"/>
+              </w:rPr>
+              <w:t>使用</w:t>
+            </w:r>
+            <w:r>
+              <w:rPr>
+                <w:rFonts w:hint="eastAsia"/>
+                <w:szCs w:val="21"/>
+              </w:rPr>
+              <w:t>netinfo</w:t>
+            </w:r>
+            <w:r>
+              <w:rPr>
+                <w:rFonts w:hint="eastAsia"/>
+                <w:szCs w:val="21"/>
+              </w:rPr>
+              <w:t>库进行网络状态的监听</w:t>
+            </w:r>
+            <w:r>
+              <w:rPr>
+                <w:rFonts w:hint="eastAsia"/>
+                <w:szCs w:val="21"/>
+              </w:rPr>
+              <w:t>，</w:t>
+            </w:r>
+            <w:r>
+              <w:rPr>
+                <w:rFonts w:hint="eastAsia"/>
+                <w:szCs w:val="21"/>
+              </w:rPr>
+              <w:t>实现在线离线切换</w:t>
+            </w:r>
+            <w:r>
+              <w:rPr>
+                <w:rFonts w:hint="eastAsia"/>
+                <w:szCs w:val="21"/>
+              </w:rPr>
+              <w:t>。</w:t>
+            </w:r>
+          </w:p>
+          <w:p>
+            <w:pPr>
+              <w:adjustRightInd w:val="0"/>
+              <w:snapToGrid w:val="0"/>
+              <w:spacing w:line="460" w:lineRule="atLeast"/>
+              <w:rPr>
                 <w:szCs w:val="21"/>
               </w:rPr>
             </w:pPr>
@@ -1751,1376 +1811,6 @@
           <w:tcPr>
             <w:tcW w:w="8928" w:type="dxa"/>
           </w:tcPr>
-          <w:tbl>
-            <w:tblPr>
-              <w:tblStyle w:val="a3"/>
-              <w:tblW w:w="0" w:type="auto"/>
-              <w:jc w:val="center"/>
-              <w:tblLayout w:type="fixed"/>
-              <w:tblLook w:val="04A0" w:firstRow="1" w:lastRow="0" w:firstColumn="1" w:lastColumn="0" w:noHBand="0" w:noVBand="1"/>
-            </w:tblPr>
-            <w:tblGrid>
-              <w:gridCol w:w="1450"/>
-              <w:gridCol w:w="984"/>
-              <w:gridCol w:w="992"/>
-              <w:gridCol w:w="992"/>
-              <w:gridCol w:w="993"/>
-              <w:gridCol w:w="1417"/>
-              <w:gridCol w:w="1418"/>
-            </w:tblGrid>
-            <w:tr>
-              <w:trPr>
-                <w:jc w:val="center"/>
-              </w:trPr>
-              <w:tc>
-                <w:tcPr>
-                  <w:tcW w:w="1450" w:type="dxa"/>
-                </w:tcPr>
-                <w:p>
-                  <w:pPr>
-                    <w:adjustRightInd w:val="0"/>
-                    <w:snapToGrid w:val="0"/>
-                    <w:spacing w:line="460" w:lineRule="atLeast"/>
-                    <w:jc w:val="center"/>
-                    <w:rPr>
-                      <w:color w:val="000000" w:themeColor="text1"/>
-                      <w:szCs w:val="21"/>
-                    </w:rPr>
-                  </w:pPr>
-                  <w:r>
-                    <w:rPr>
-                      <w:color w:val="000000" w:themeColor="text1"/>
-                      <w:szCs w:val="21"/>
-                    </w:rPr>
-                    <w:lastRenderedPageBreak/>
-                    <w:t>姓名</w:t>
-                  </w:r>
-                </w:p>
-              </w:tc>
-              <w:tc>
-                <w:tcPr>
-                  <w:tcW w:w="984" w:type="dxa"/>
-                </w:tcPr>
-                <w:p>
-                  <w:pPr>
-                    <w:adjustRightInd w:val="0"/>
-                    <w:snapToGrid w:val="0"/>
-                    <w:spacing w:line="460" w:lineRule="atLeast"/>
-                    <w:jc w:val="center"/>
-                    <w:rPr>
-                      <w:color w:val="000000" w:themeColor="text1"/>
-                      <w:szCs w:val="21"/>
-                    </w:rPr>
-                  </w:pPr>
-                  <w:r>
-                    <w:rPr>
-                      <w:color w:val="000000" w:themeColor="text1"/>
-                      <w:szCs w:val="21"/>
-                    </w:rPr>
-                    <w:t>需求</w:t>
-                  </w:r>
-                </w:p>
-              </w:tc>
-              <w:tc>
-                <w:tcPr>
-                  <w:tcW w:w="992" w:type="dxa"/>
-                </w:tcPr>
-                <w:p>
-                  <w:pPr>
-                    <w:adjustRightInd w:val="0"/>
-                    <w:snapToGrid w:val="0"/>
-                    <w:spacing w:line="460" w:lineRule="atLeast"/>
-                    <w:jc w:val="center"/>
-                    <w:rPr>
-                      <w:rFonts w:hint="eastAsia"/>
-                      <w:color w:val="000000" w:themeColor="text1"/>
-                      <w:szCs w:val="21"/>
-                    </w:rPr>
-                  </w:pPr>
-                  <w:r>
-                    <w:rPr>
-                      <w:rFonts w:hint="eastAsia"/>
-                      <w:color w:val="000000" w:themeColor="text1"/>
-                      <w:szCs w:val="21"/>
-                    </w:rPr>
-                    <w:t>业务</w:t>
-                  </w:r>
-                </w:p>
-              </w:tc>
-              <w:tc>
-                <w:tcPr>
-                  <w:tcW w:w="992" w:type="dxa"/>
-                </w:tcPr>
-                <w:p>
-                  <w:pPr>
-                    <w:adjustRightInd w:val="0"/>
-                    <w:snapToGrid w:val="0"/>
-                    <w:spacing w:line="460" w:lineRule="atLeast"/>
-                    <w:jc w:val="center"/>
-                    <w:rPr>
-                      <w:color w:val="000000" w:themeColor="text1"/>
-                      <w:szCs w:val="21"/>
-                    </w:rPr>
-                  </w:pPr>
-                  <w:r>
-                    <w:rPr>
-                      <w:rFonts w:hint="eastAsia"/>
-                      <w:color w:val="000000" w:themeColor="text1"/>
-                      <w:szCs w:val="21"/>
-                    </w:rPr>
-                    <w:t>测试</w:t>
-                  </w:r>
-                </w:p>
-              </w:tc>
-              <w:tc>
-                <w:tcPr>
-                  <w:tcW w:w="993" w:type="dxa"/>
-                </w:tcPr>
-                <w:p>
-                  <w:pPr>
-                    <w:adjustRightInd w:val="0"/>
-                    <w:snapToGrid w:val="0"/>
-                    <w:spacing w:line="460" w:lineRule="atLeast"/>
-                    <w:jc w:val="center"/>
-                    <w:rPr>
-                      <w:color w:val="000000" w:themeColor="text1"/>
-                      <w:szCs w:val="21"/>
-                    </w:rPr>
-                  </w:pPr>
-                  <w:r>
-                    <w:rPr>
-                      <w:rFonts w:hint="eastAsia"/>
-                      <w:color w:val="000000" w:themeColor="text1"/>
-                      <w:szCs w:val="21"/>
-                    </w:rPr>
-                    <w:t>运维</w:t>
-                  </w:r>
-                </w:p>
-              </w:tc>
-              <w:tc>
-                <w:tcPr>
-                  <w:tcW w:w="1417" w:type="dxa"/>
-                </w:tcPr>
-                <w:p>
-                  <w:pPr>
-                    <w:adjustRightInd w:val="0"/>
-                    <w:snapToGrid w:val="0"/>
-                    <w:spacing w:line="460" w:lineRule="atLeast"/>
-                    <w:jc w:val="center"/>
-                    <w:rPr>
-                      <w:rFonts w:hint="eastAsia"/>
-                      <w:color w:val="000000" w:themeColor="text1"/>
-                      <w:szCs w:val="21"/>
-                    </w:rPr>
-                  </w:pPr>
-                  <w:r>
-                    <w:rPr>
-                      <w:rFonts w:hint="eastAsia"/>
-                      <w:color w:val="000000" w:themeColor="text1"/>
-                      <w:szCs w:val="21"/>
-                    </w:rPr>
-                    <w:t>管理</w:t>
-                  </w:r>
-                </w:p>
-              </w:tc>
-              <w:tc>
-                <w:tcPr>
-                  <w:tcW w:w="1418" w:type="dxa"/>
-                </w:tcPr>
-                <w:p>
-                  <w:pPr>
-                    <w:adjustRightInd w:val="0"/>
-                    <w:snapToGrid w:val="0"/>
-                    <w:spacing w:line="460" w:lineRule="atLeast"/>
-                    <w:jc w:val="center"/>
-                    <w:rPr>
-                      <w:color w:val="000000" w:themeColor="text1"/>
-                      <w:szCs w:val="21"/>
-                    </w:rPr>
-                  </w:pPr>
-                  <w:r>
-                    <w:rPr>
-                      <w:color w:val="000000" w:themeColor="text1"/>
-                      <w:szCs w:val="21"/>
-                    </w:rPr>
-                    <w:t>小计</w:t>
-                  </w:r>
-                </w:p>
-              </w:tc>
-            </w:tr>
-            <w:tr>
-              <w:trPr>
-                <w:jc w:val="center"/>
-              </w:trPr>
-              <w:tc>
-                <w:tcPr>
-                  <w:tcW w:w="1450" w:type="dxa"/>
-                </w:tcPr>
-                <w:p>
-                  <w:pPr>
-                    <w:adjustRightInd w:val="0"/>
-                    <w:snapToGrid w:val="0"/>
-                    <w:spacing w:line="460" w:lineRule="atLeast"/>
-                    <w:jc w:val="center"/>
-                    <w:rPr>
-                      <w:color w:val="000000" w:themeColor="text1"/>
-                      <w:szCs w:val="21"/>
-                    </w:rPr>
-                  </w:pPr>
-                  <w:r>
-                    <w:rPr>
-                      <w:rFonts w:hint="eastAsia"/>
-                      <w:color w:val="000000" w:themeColor="text1"/>
-                      <w:szCs w:val="21"/>
-                    </w:rPr>
-                    <w:t>朱涵</w:t>
-                  </w:r>
-                </w:p>
-              </w:tc>
-              <w:tc>
-                <w:tcPr>
-                  <w:tcW w:w="984" w:type="dxa"/>
-                </w:tcPr>
-                <w:p>
-                  <w:pPr>
-                    <w:adjustRightInd w:val="0"/>
-                    <w:snapToGrid w:val="0"/>
-                    <w:spacing w:line="460" w:lineRule="atLeast"/>
-                    <w:jc w:val="center"/>
-                    <w:rPr>
-                      <w:color w:val="000000" w:themeColor="text1"/>
-                      <w:szCs w:val="21"/>
-                    </w:rPr>
-                  </w:pPr>
-                  <w:r>
-                    <w:rPr>
-                      <w:rFonts w:hint="eastAsia"/>
-                      <w:color w:val="000000" w:themeColor="text1"/>
-                      <w:szCs w:val="21"/>
-                    </w:rPr>
-                    <w:t>1</w:t>
-                  </w:r>
-                  <w:r>
-                    <w:rPr>
-                      <w:rFonts w:hint="eastAsia"/>
-                      <w:color w:val="000000" w:themeColor="text1"/>
-                      <w:szCs w:val="21"/>
-                    </w:rPr>
-                    <w:t>5</w:t>
-                  </w:r>
-                  <w:r>
-                    <w:rPr>
-                      <w:rFonts w:hint="eastAsia"/>
-                      <w:color w:val="000000" w:themeColor="text1"/>
-                      <w:szCs w:val="21"/>
-                    </w:rPr>
-                    <w:t>%</w:t>
-                  </w:r>
-                </w:p>
-              </w:tc>
-              <w:tc>
-                <w:tcPr>
-                  <w:tcW w:w="992" w:type="dxa"/>
-                </w:tcPr>
-                <w:p>
-                  <w:pPr>
-                    <w:adjustRightInd w:val="0"/>
-                    <w:snapToGrid w:val="0"/>
-                    <w:spacing w:line="460" w:lineRule="atLeast"/>
-                    <w:jc w:val="center"/>
-                    <w:rPr>
-                      <w:color w:val="000000" w:themeColor="text1"/>
-                      <w:szCs w:val="21"/>
-                    </w:rPr>
-                  </w:pPr>
-                  <w:r>
-                    <w:rPr>
-                      <w:rFonts w:hint="eastAsia"/>
-                      <w:color w:val="000000" w:themeColor="text1"/>
-                      <w:szCs w:val="21"/>
-                    </w:rPr>
-                    <w:t>40</w:t>
-                  </w:r>
-                  <w:r>
-                    <w:rPr>
-                      <w:rFonts w:hint="eastAsia"/>
-                      <w:color w:val="000000" w:themeColor="text1"/>
-                      <w:szCs w:val="21"/>
-                    </w:rPr>
-                    <w:t>%</w:t>
-                  </w:r>
-                </w:p>
-              </w:tc>
-              <w:tc>
-                <w:tcPr>
-                  <w:tcW w:w="992" w:type="dxa"/>
-                </w:tcPr>
-                <w:p>
-                  <w:pPr>
-                    <w:adjustRightInd w:val="0"/>
-                    <w:snapToGrid w:val="0"/>
-                    <w:spacing w:line="460" w:lineRule="atLeast"/>
-                    <w:jc w:val="center"/>
-                    <w:rPr>
-                      <w:color w:val="000000" w:themeColor="text1"/>
-                      <w:szCs w:val="21"/>
-                    </w:rPr>
-                  </w:pPr>
-                  <w:r>
-                    <w:rPr>
-                      <w:rFonts w:hint="eastAsia"/>
-                      <w:color w:val="000000" w:themeColor="text1"/>
-                      <w:szCs w:val="21"/>
-                    </w:rPr>
-                    <w:t>2</w:t>
-                  </w:r>
-                  <w:r>
-                    <w:rPr>
-                      <w:rFonts w:hint="eastAsia"/>
-                      <w:color w:val="000000" w:themeColor="text1"/>
-                      <w:szCs w:val="21"/>
-                    </w:rPr>
-                    <w:t>0</w:t>
-                  </w:r>
-                  <w:r>
-                    <w:rPr>
-                      <w:rFonts w:hint="eastAsia"/>
-                      <w:color w:val="000000" w:themeColor="text1"/>
-                      <w:szCs w:val="21"/>
-                    </w:rPr>
-                    <w:t>%</w:t>
-                  </w:r>
-                </w:p>
-              </w:tc>
-              <w:tc>
-                <w:tcPr>
-                  <w:tcW w:w="993" w:type="dxa"/>
-                </w:tcPr>
-                <w:p>
-                  <w:pPr>
-                    <w:adjustRightInd w:val="0"/>
-                    <w:snapToGrid w:val="0"/>
-                    <w:spacing w:line="460" w:lineRule="atLeast"/>
-                    <w:jc w:val="center"/>
-                    <w:rPr>
-                      <w:color w:val="000000" w:themeColor="text1"/>
-                      <w:szCs w:val="21"/>
-                    </w:rPr>
-                  </w:pPr>
-                  <w:r>
-                    <w:rPr>
-                      <w:rFonts w:hint="eastAsia"/>
-                      <w:color w:val="000000" w:themeColor="text1"/>
-                      <w:szCs w:val="21"/>
-                    </w:rPr>
-                    <w:t>3</w:t>
-                  </w:r>
-                  <w:r>
-                    <w:rPr>
-                      <w:rFonts w:hint="eastAsia"/>
-                      <w:color w:val="000000" w:themeColor="text1"/>
-                      <w:szCs w:val="21"/>
-                    </w:rPr>
-                    <w:t>0%</w:t>
-                  </w:r>
-                </w:p>
-              </w:tc>
-              <w:tc>
-                <w:tcPr>
-                  <w:tcW w:w="1417" w:type="dxa"/>
-                </w:tcPr>
-                <w:p>
-                  <w:pPr>
-                    <w:adjustRightInd w:val="0"/>
-                    <w:snapToGrid w:val="0"/>
-                    <w:spacing w:line="460" w:lineRule="atLeast"/>
-                    <w:jc w:val="center"/>
-                    <w:rPr>
-                      <w:color w:val="000000" w:themeColor="text1"/>
-                      <w:szCs w:val="21"/>
-                    </w:rPr>
-                  </w:pPr>
-                  <w:r>
-                    <w:rPr>
-                      <w:rFonts w:hint="eastAsia"/>
-                      <w:color w:val="000000" w:themeColor="text1"/>
-                      <w:szCs w:val="21"/>
-                    </w:rPr>
-                    <w:t>17.5</w:t>
-                  </w:r>
-                  <w:r>
-                    <w:rPr>
-                      <w:rFonts w:hint="eastAsia"/>
-                      <w:color w:val="000000" w:themeColor="text1"/>
-                      <w:szCs w:val="21"/>
-                    </w:rPr>
-                    <w:t>%</w:t>
-                  </w:r>
-                </w:p>
-              </w:tc>
-              <w:tc>
-                <w:tcPr>
-                  <w:tcW w:w="1418" w:type="dxa"/>
-                </w:tcPr>
-                <w:p>
-                  <w:pPr>
-                    <w:adjustRightInd w:val="0"/>
-                    <w:snapToGrid w:val="0"/>
-                    <w:spacing w:line="460" w:lineRule="atLeast"/>
-                    <w:jc w:val="center"/>
-                    <w:rPr>
-                      <w:color w:val="000000" w:themeColor="text1"/>
-                      <w:szCs w:val="21"/>
-                    </w:rPr>
-                  </w:pPr>
-                  <w:r>
-                    <w:rPr>
-                      <w:rFonts w:hint="eastAsia"/>
-                      <w:color w:val="000000" w:themeColor="text1"/>
-                      <w:szCs w:val="21"/>
-                    </w:rPr>
-                    <w:t>2</w:t>
-                  </w:r>
-                  <w:r>
-                    <w:rPr>
-                      <w:rFonts w:hint="eastAsia"/>
-                      <w:color w:val="000000" w:themeColor="text1"/>
-                      <w:szCs w:val="21"/>
-                    </w:rPr>
-                    <w:t>0</w:t>
-                  </w:r>
-                  <w:r>
-                    <w:rPr>
-                      <w:rFonts w:hint="eastAsia"/>
-                      <w:color w:val="000000" w:themeColor="text1"/>
-                      <w:szCs w:val="21"/>
-                    </w:rPr>
-                    <w:t>%</w:t>
-                  </w:r>
-                </w:p>
-              </w:tc>
-            </w:tr>
-            <w:tr>
-              <w:trPr>
-                <w:jc w:val="center"/>
-              </w:trPr>
-              <w:tc>
-                <w:tcPr>
-                  <w:tcW w:w="1450" w:type="dxa"/>
-                </w:tcPr>
-                <w:p>
-                  <w:pPr>
-                    <w:adjustRightInd w:val="0"/>
-                    <w:snapToGrid w:val="0"/>
-                    <w:spacing w:line="460" w:lineRule="atLeast"/>
-                    <w:jc w:val="center"/>
-                    <w:rPr>
-                      <w:color w:val="000000" w:themeColor="text1"/>
-                      <w:szCs w:val="21"/>
-                    </w:rPr>
-                  </w:pPr>
-                  <w:r>
-                    <w:rPr>
-                      <w:rFonts w:hint="eastAsia"/>
-                      <w:color w:val="000000" w:themeColor="text1"/>
-                      <w:szCs w:val="21"/>
-                    </w:rPr>
-                    <w:t>赵楷越</w:t>
-                  </w:r>
-                </w:p>
-              </w:tc>
-              <w:tc>
-                <w:tcPr>
-                  <w:tcW w:w="984" w:type="dxa"/>
-                </w:tcPr>
-                <w:p>
-                  <w:pPr>
-                    <w:adjustRightInd w:val="0"/>
-                    <w:snapToGrid w:val="0"/>
-                    <w:spacing w:line="460" w:lineRule="atLeast"/>
-                    <w:jc w:val="center"/>
-                    <w:rPr>
-                      <w:color w:val="000000" w:themeColor="text1"/>
-                      <w:szCs w:val="21"/>
-                    </w:rPr>
-                  </w:pPr>
-                  <w:r>
-                    <w:rPr>
-                      <w:rFonts w:hint="eastAsia"/>
-                      <w:color w:val="000000" w:themeColor="text1"/>
-                      <w:szCs w:val="21"/>
-                    </w:rPr>
-                    <w:t>25</w:t>
-                  </w:r>
-                  <w:r>
-                    <w:rPr>
-                      <w:rFonts w:hint="eastAsia"/>
-                      <w:color w:val="000000" w:themeColor="text1"/>
-                      <w:szCs w:val="21"/>
-                    </w:rPr>
-                    <w:t>%</w:t>
-                  </w:r>
-                </w:p>
-              </w:tc>
-              <w:tc>
-                <w:tcPr>
-                  <w:tcW w:w="992" w:type="dxa"/>
-                </w:tcPr>
-                <w:p>
-                  <w:pPr>
-                    <w:adjustRightInd w:val="0"/>
-                    <w:snapToGrid w:val="0"/>
-                    <w:spacing w:line="460" w:lineRule="atLeast"/>
-                    <w:jc w:val="center"/>
-                    <w:rPr>
-                      <w:color w:val="000000" w:themeColor="text1"/>
-                      <w:szCs w:val="21"/>
-                    </w:rPr>
-                  </w:pPr>
-                  <w:r>
-                    <w:rPr>
-                      <w:rFonts w:hint="eastAsia"/>
-                      <w:color w:val="000000" w:themeColor="text1"/>
-                      <w:szCs w:val="21"/>
-                    </w:rPr>
-                    <w:t>10</w:t>
-                  </w:r>
-                  <w:r>
-                    <w:rPr>
-                      <w:rFonts w:hint="eastAsia"/>
-                      <w:color w:val="000000" w:themeColor="text1"/>
-                      <w:szCs w:val="21"/>
-                    </w:rPr>
-                    <w:t>%</w:t>
-                  </w:r>
-                </w:p>
-              </w:tc>
-              <w:tc>
-                <w:tcPr>
-                  <w:tcW w:w="992" w:type="dxa"/>
-                </w:tcPr>
-                <w:p>
-                  <w:pPr>
-                    <w:adjustRightInd w:val="0"/>
-                    <w:snapToGrid w:val="0"/>
-                    <w:spacing w:line="460" w:lineRule="atLeast"/>
-                    <w:jc w:val="center"/>
-                    <w:rPr>
-                      <w:color w:val="000000" w:themeColor="text1"/>
-                      <w:szCs w:val="21"/>
-                    </w:rPr>
-                  </w:pPr>
-                  <w:r>
-                    <w:rPr>
-                      <w:rFonts w:hint="eastAsia"/>
-                      <w:color w:val="000000" w:themeColor="text1"/>
-                      <w:szCs w:val="21"/>
-                    </w:rPr>
-                    <w:t>5</w:t>
-                  </w:r>
-                  <w:r>
-                    <w:rPr>
-                      <w:rFonts w:hint="eastAsia"/>
-                      <w:color w:val="000000" w:themeColor="text1"/>
-                      <w:szCs w:val="21"/>
-                    </w:rPr>
-                    <w:t>%</w:t>
-                  </w:r>
-                </w:p>
-              </w:tc>
-              <w:tc>
-                <w:tcPr>
-                  <w:tcW w:w="993" w:type="dxa"/>
-                </w:tcPr>
-                <w:p>
-                  <w:pPr>
-                    <w:adjustRightInd w:val="0"/>
-                    <w:snapToGrid w:val="0"/>
-                    <w:spacing w:line="460" w:lineRule="atLeast"/>
-                    <w:jc w:val="center"/>
-                    <w:rPr>
-                      <w:color w:val="000000" w:themeColor="text1"/>
-                      <w:szCs w:val="21"/>
-                    </w:rPr>
-                  </w:pPr>
-                  <w:r>
-                    <w:rPr>
-                      <w:rFonts w:hint="eastAsia"/>
-                      <w:color w:val="000000" w:themeColor="text1"/>
-                      <w:szCs w:val="21"/>
-                    </w:rPr>
-                    <w:t>40</w:t>
-                  </w:r>
-                  <w:r>
-                    <w:rPr>
-                      <w:rFonts w:hint="eastAsia"/>
-                      <w:color w:val="000000" w:themeColor="text1"/>
-                      <w:szCs w:val="21"/>
-                    </w:rPr>
-                    <w:t>%</w:t>
-                  </w:r>
-                </w:p>
-              </w:tc>
-              <w:tc>
-                <w:tcPr>
-                  <w:tcW w:w="1417" w:type="dxa"/>
-                </w:tcPr>
-                <w:p>
-                  <w:pPr>
-                    <w:adjustRightInd w:val="0"/>
-                    <w:snapToGrid w:val="0"/>
-                    <w:spacing w:line="460" w:lineRule="atLeast"/>
-                    <w:jc w:val="center"/>
-                    <w:rPr>
-                      <w:color w:val="000000" w:themeColor="text1"/>
-                      <w:szCs w:val="21"/>
-                    </w:rPr>
-                  </w:pPr>
-                  <w:r>
-                    <w:rPr>
-                      <w:rFonts w:hint="eastAsia"/>
-                      <w:color w:val="000000" w:themeColor="text1"/>
-                      <w:szCs w:val="21"/>
-                    </w:rPr>
-                    <w:t>3</w:t>
-                  </w:r>
-                  <w:r>
-                    <w:rPr>
-                      <w:rFonts w:hint="eastAsia"/>
-                      <w:color w:val="000000" w:themeColor="text1"/>
-                      <w:szCs w:val="21"/>
-                    </w:rPr>
-                    <w:t>0%</w:t>
-                  </w:r>
-                </w:p>
-              </w:tc>
-              <w:tc>
-                <w:tcPr>
-                  <w:tcW w:w="1418" w:type="dxa"/>
-                </w:tcPr>
-                <w:p>
-                  <w:pPr>
-                    <w:adjustRightInd w:val="0"/>
-                    <w:snapToGrid w:val="0"/>
-                    <w:spacing w:line="460" w:lineRule="atLeast"/>
-                    <w:jc w:val="center"/>
-                    <w:rPr>
-                      <w:color w:val="000000" w:themeColor="text1"/>
-                      <w:szCs w:val="21"/>
-                    </w:rPr>
-                  </w:pPr>
-                  <w:r>
-                    <w:rPr>
-                      <w:rFonts w:hint="eastAsia"/>
-                      <w:color w:val="000000" w:themeColor="text1"/>
-                      <w:szCs w:val="21"/>
-                    </w:rPr>
-                    <w:t>2</w:t>
-                  </w:r>
-                  <w:r>
-                    <w:rPr>
-                      <w:rFonts w:hint="eastAsia"/>
-                      <w:color w:val="000000" w:themeColor="text1"/>
-                      <w:szCs w:val="21"/>
-                    </w:rPr>
-                    <w:t>0</w:t>
-                  </w:r>
-                  <w:r>
-                    <w:rPr>
-                      <w:rFonts w:hint="eastAsia"/>
-                      <w:color w:val="000000" w:themeColor="text1"/>
-                      <w:szCs w:val="21"/>
-                    </w:rPr>
-                    <w:t>%</w:t>
-                  </w:r>
-                </w:p>
-              </w:tc>
-            </w:tr>
-            <w:tr>
-              <w:trPr>
-                <w:jc w:val="center"/>
-              </w:trPr>
-              <w:tc>
-                <w:tcPr>
-                  <w:tcW w:w="1450" w:type="dxa"/>
-                </w:tcPr>
-                <w:p>
-                  <w:pPr>
-                    <w:adjustRightInd w:val="0"/>
-                    <w:snapToGrid w:val="0"/>
-                    <w:spacing w:line="460" w:lineRule="atLeast"/>
-                    <w:jc w:val="center"/>
-                    <w:rPr>
-                      <w:color w:val="000000" w:themeColor="text1"/>
-                      <w:szCs w:val="21"/>
-                    </w:rPr>
-                  </w:pPr>
-                  <w:r>
-                    <w:rPr>
-                      <w:rFonts w:hint="eastAsia"/>
-                      <w:color w:val="000000" w:themeColor="text1"/>
-                      <w:szCs w:val="21"/>
-                    </w:rPr>
-                    <w:t>孙恬然</w:t>
-                  </w:r>
-                </w:p>
-              </w:tc>
-              <w:tc>
-                <w:tcPr>
-                  <w:tcW w:w="984" w:type="dxa"/>
-                </w:tcPr>
-                <w:p>
-                  <w:pPr>
-                    <w:adjustRightInd w:val="0"/>
-                    <w:snapToGrid w:val="0"/>
-                    <w:spacing w:line="460" w:lineRule="atLeast"/>
-                    <w:jc w:val="center"/>
-                    <w:rPr>
-                      <w:color w:val="000000" w:themeColor="text1"/>
-                      <w:szCs w:val="21"/>
-                    </w:rPr>
-                  </w:pPr>
-                  <w:r>
-                    <w:rPr>
-                      <w:rFonts w:hint="eastAsia"/>
-                      <w:color w:val="000000" w:themeColor="text1"/>
-                      <w:szCs w:val="21"/>
-                    </w:rPr>
-                    <w:t>15</w:t>
-                  </w:r>
-                  <w:r>
-                    <w:rPr>
-                      <w:rFonts w:hint="eastAsia"/>
-                      <w:color w:val="000000" w:themeColor="text1"/>
-                      <w:szCs w:val="21"/>
-                    </w:rPr>
-                    <w:t>%</w:t>
-                  </w:r>
-                </w:p>
-              </w:tc>
-              <w:tc>
-                <w:tcPr>
-                  <w:tcW w:w="992" w:type="dxa"/>
-                </w:tcPr>
-                <w:p>
-                  <w:pPr>
-                    <w:adjustRightInd w:val="0"/>
-                    <w:snapToGrid w:val="0"/>
-                    <w:spacing w:line="460" w:lineRule="atLeast"/>
-                    <w:jc w:val="center"/>
-                    <w:rPr>
-                      <w:color w:val="000000" w:themeColor="text1"/>
-                      <w:szCs w:val="21"/>
-                    </w:rPr>
-                  </w:pPr>
-                  <w:r>
-                    <w:rPr>
-                      <w:rFonts w:hint="eastAsia"/>
-                      <w:color w:val="000000" w:themeColor="text1"/>
-                      <w:szCs w:val="21"/>
-                    </w:rPr>
-                    <w:t>30%</w:t>
-                  </w:r>
-                </w:p>
-              </w:tc>
-              <w:tc>
-                <w:tcPr>
-                  <w:tcW w:w="992" w:type="dxa"/>
-                </w:tcPr>
-                <w:p>
-                  <w:pPr>
-                    <w:adjustRightInd w:val="0"/>
-                    <w:snapToGrid w:val="0"/>
-                    <w:spacing w:line="460" w:lineRule="atLeast"/>
-                    <w:jc w:val="center"/>
-                    <w:rPr>
-                      <w:color w:val="000000" w:themeColor="text1"/>
-                      <w:szCs w:val="21"/>
-                    </w:rPr>
-                  </w:pPr>
-                  <w:r>
-                    <w:rPr>
-                      <w:rFonts w:hint="eastAsia"/>
-                      <w:color w:val="000000" w:themeColor="text1"/>
-                      <w:szCs w:val="21"/>
-                    </w:rPr>
-                    <w:t>1</w:t>
-                  </w:r>
-                  <w:r>
-                    <w:rPr>
-                      <w:rFonts w:hint="eastAsia"/>
-                      <w:color w:val="000000" w:themeColor="text1"/>
-                      <w:szCs w:val="21"/>
-                    </w:rPr>
-                    <w:t>5</w:t>
-                  </w:r>
-                  <w:r>
-                    <w:rPr>
-                      <w:rFonts w:hint="eastAsia"/>
-                      <w:color w:val="000000" w:themeColor="text1"/>
-                      <w:szCs w:val="21"/>
-                    </w:rPr>
-                    <w:t>%</w:t>
-                  </w:r>
-                </w:p>
-              </w:tc>
-              <w:tc>
-                <w:tcPr>
-                  <w:tcW w:w="993" w:type="dxa"/>
-                </w:tcPr>
-                <w:p>
-                  <w:pPr>
-                    <w:adjustRightInd w:val="0"/>
-                    <w:snapToGrid w:val="0"/>
-                    <w:spacing w:line="460" w:lineRule="atLeast"/>
-                    <w:jc w:val="center"/>
-                    <w:rPr>
-                      <w:color w:val="000000" w:themeColor="text1"/>
-                      <w:szCs w:val="21"/>
-                    </w:rPr>
-                  </w:pPr>
-                  <w:r>
-                    <w:rPr>
-                      <w:rFonts w:hint="eastAsia"/>
-                      <w:color w:val="000000" w:themeColor="text1"/>
-                      <w:szCs w:val="21"/>
-                    </w:rPr>
-                    <w:t>1</w:t>
-                  </w:r>
-                  <w:r>
-                    <w:rPr>
-                      <w:rFonts w:hint="eastAsia"/>
-                      <w:color w:val="000000" w:themeColor="text1"/>
-                      <w:szCs w:val="21"/>
-                    </w:rPr>
-                    <w:t>0%</w:t>
-                  </w:r>
-                </w:p>
-              </w:tc>
-              <w:tc>
-                <w:tcPr>
-                  <w:tcW w:w="1417" w:type="dxa"/>
-                </w:tcPr>
-                <w:p>
-                  <w:pPr>
-                    <w:adjustRightInd w:val="0"/>
-                    <w:snapToGrid w:val="0"/>
-                    <w:spacing w:line="460" w:lineRule="atLeast"/>
-                    <w:jc w:val="center"/>
-                    <w:rPr>
-                      <w:color w:val="000000" w:themeColor="text1"/>
-                      <w:szCs w:val="21"/>
-                    </w:rPr>
-                  </w:pPr>
-                  <w:r>
-                    <w:rPr>
-                      <w:rFonts w:hint="eastAsia"/>
-                      <w:color w:val="000000" w:themeColor="text1"/>
-                      <w:szCs w:val="21"/>
-                    </w:rPr>
-                    <w:t>17.5</w:t>
-                  </w:r>
-                  <w:r>
-                    <w:rPr>
-                      <w:rFonts w:hint="eastAsia"/>
-                      <w:color w:val="000000" w:themeColor="text1"/>
-                      <w:szCs w:val="21"/>
-                    </w:rPr>
-                    <w:t>%</w:t>
-                  </w:r>
-                </w:p>
-              </w:tc>
-              <w:tc>
-                <w:tcPr>
-                  <w:tcW w:w="1418" w:type="dxa"/>
-                </w:tcPr>
-                <w:p>
-                  <w:pPr>
-                    <w:adjustRightInd w:val="0"/>
-                    <w:snapToGrid w:val="0"/>
-                    <w:spacing w:line="460" w:lineRule="atLeast"/>
-                    <w:jc w:val="center"/>
-                    <w:rPr>
-                      <w:color w:val="000000" w:themeColor="text1"/>
-                      <w:szCs w:val="21"/>
-                    </w:rPr>
-                  </w:pPr>
-                  <w:r>
-                    <w:rPr>
-                      <w:rFonts w:hint="eastAsia"/>
-                      <w:color w:val="000000" w:themeColor="text1"/>
-                      <w:szCs w:val="21"/>
-                    </w:rPr>
-                    <w:t>20</w:t>
-                  </w:r>
-                  <w:r>
-                    <w:rPr>
-                      <w:rFonts w:hint="eastAsia"/>
-                      <w:color w:val="000000" w:themeColor="text1"/>
-                      <w:szCs w:val="21"/>
-                    </w:rPr>
-                    <w:t>%</w:t>
-                  </w:r>
-                </w:p>
-              </w:tc>
-            </w:tr>
-            <w:tr>
-              <w:trPr>
-                <w:jc w:val="center"/>
-              </w:trPr>
-              <w:tc>
-                <w:tcPr>
-                  <w:tcW w:w="1450" w:type="dxa"/>
-                </w:tcPr>
-                <w:p>
-                  <w:pPr>
-                    <w:adjustRightInd w:val="0"/>
-                    <w:snapToGrid w:val="0"/>
-                    <w:spacing w:line="460" w:lineRule="atLeast"/>
-                    <w:jc w:val="center"/>
-                    <w:rPr>
-                      <w:color w:val="000000" w:themeColor="text1"/>
-                      <w:szCs w:val="21"/>
-                    </w:rPr>
-                  </w:pPr>
-                  <w:r>
-                    <w:rPr>
-                      <w:rFonts w:hint="eastAsia"/>
-                      <w:color w:val="000000" w:themeColor="text1"/>
-                      <w:szCs w:val="21"/>
-                    </w:rPr>
-                    <w:t>齐佳怡</w:t>
-                  </w:r>
-                </w:p>
-              </w:tc>
-              <w:tc>
-                <w:tcPr>
-                  <w:tcW w:w="984" w:type="dxa"/>
-                </w:tcPr>
-                <w:p>
-                  <w:pPr>
-                    <w:adjustRightInd w:val="0"/>
-                    <w:snapToGrid w:val="0"/>
-                    <w:spacing w:line="460" w:lineRule="atLeast"/>
-                    <w:jc w:val="center"/>
-                    <w:rPr>
-                      <w:color w:val="000000" w:themeColor="text1"/>
-                      <w:szCs w:val="21"/>
-                    </w:rPr>
-                  </w:pPr>
-                  <w:r>
-                    <w:rPr>
-                      <w:rFonts w:hint="eastAsia"/>
-                      <w:color w:val="000000" w:themeColor="text1"/>
-                      <w:szCs w:val="21"/>
-                    </w:rPr>
-                    <w:t>15</w:t>
-                  </w:r>
-                  <w:r>
-                    <w:rPr>
-                      <w:rFonts w:hint="eastAsia"/>
-                      <w:color w:val="000000" w:themeColor="text1"/>
-                      <w:szCs w:val="21"/>
-                    </w:rPr>
-                    <w:t>%</w:t>
-                  </w:r>
-                </w:p>
-              </w:tc>
-              <w:tc>
-                <w:tcPr>
-                  <w:tcW w:w="992" w:type="dxa"/>
-                </w:tcPr>
-                <w:p>
-                  <w:pPr>
-                    <w:adjustRightInd w:val="0"/>
-                    <w:snapToGrid w:val="0"/>
-                    <w:spacing w:line="460" w:lineRule="atLeast"/>
-                    <w:jc w:val="center"/>
-                    <w:rPr>
-                      <w:color w:val="000000" w:themeColor="text1"/>
-                      <w:szCs w:val="21"/>
-                    </w:rPr>
-                  </w:pPr>
-                  <w:r>
-                    <w:rPr>
-                      <w:rFonts w:hint="eastAsia"/>
-                      <w:color w:val="000000" w:themeColor="text1"/>
-                      <w:szCs w:val="21"/>
-                    </w:rPr>
-                    <w:t>10</w:t>
-                  </w:r>
-                  <w:r>
-                    <w:rPr>
-                      <w:rFonts w:hint="eastAsia"/>
-                      <w:color w:val="000000" w:themeColor="text1"/>
-                      <w:szCs w:val="21"/>
-                    </w:rPr>
-                    <w:t>%</w:t>
-                  </w:r>
-                </w:p>
-              </w:tc>
-              <w:tc>
-                <w:tcPr>
-                  <w:tcW w:w="992" w:type="dxa"/>
-                </w:tcPr>
-                <w:p>
-                  <w:pPr>
-                    <w:adjustRightInd w:val="0"/>
-                    <w:snapToGrid w:val="0"/>
-                    <w:spacing w:line="460" w:lineRule="atLeast"/>
-                    <w:jc w:val="center"/>
-                    <w:rPr>
-                      <w:color w:val="000000" w:themeColor="text1"/>
-                      <w:szCs w:val="21"/>
-                    </w:rPr>
-                  </w:pPr>
-                  <w:r>
-                    <w:rPr>
-                      <w:rFonts w:hint="eastAsia"/>
-                      <w:color w:val="000000" w:themeColor="text1"/>
-                      <w:szCs w:val="21"/>
-                    </w:rPr>
-                    <w:t>30</w:t>
-                  </w:r>
-                  <w:r>
-                    <w:rPr>
-                      <w:rFonts w:hint="eastAsia"/>
-                      <w:color w:val="000000" w:themeColor="text1"/>
-                      <w:szCs w:val="21"/>
-                    </w:rPr>
-                    <w:t>%</w:t>
-                  </w:r>
-                </w:p>
-              </w:tc>
-              <w:tc>
-                <w:tcPr>
-                  <w:tcW w:w="993" w:type="dxa"/>
-                </w:tcPr>
-                <w:p>
-                  <w:pPr>
-                    <w:adjustRightInd w:val="0"/>
-                    <w:snapToGrid w:val="0"/>
-                    <w:spacing w:line="460" w:lineRule="atLeast"/>
-                    <w:jc w:val="center"/>
-                    <w:rPr>
-                      <w:color w:val="000000" w:themeColor="text1"/>
-                      <w:szCs w:val="21"/>
-                    </w:rPr>
-                  </w:pPr>
-                  <w:r>
-                    <w:rPr>
-                      <w:rFonts w:hint="eastAsia"/>
-                      <w:color w:val="000000" w:themeColor="text1"/>
-                      <w:szCs w:val="21"/>
-                    </w:rPr>
-                    <w:t>1</w:t>
-                  </w:r>
-                  <w:r>
-                    <w:rPr>
-                      <w:rFonts w:hint="eastAsia"/>
-                      <w:color w:val="000000" w:themeColor="text1"/>
-                      <w:szCs w:val="21"/>
-                    </w:rPr>
-                    <w:t>0%</w:t>
-                  </w:r>
-                </w:p>
-              </w:tc>
-              <w:tc>
-                <w:tcPr>
-                  <w:tcW w:w="1417" w:type="dxa"/>
-                </w:tcPr>
-                <w:p>
-                  <w:pPr>
-                    <w:adjustRightInd w:val="0"/>
-                    <w:snapToGrid w:val="0"/>
-                    <w:spacing w:line="460" w:lineRule="atLeast"/>
-                    <w:jc w:val="center"/>
-                    <w:rPr>
-                      <w:color w:val="000000" w:themeColor="text1"/>
-                      <w:szCs w:val="21"/>
-                    </w:rPr>
-                  </w:pPr>
-                  <w:r>
-                    <w:rPr>
-                      <w:rFonts w:hint="eastAsia"/>
-                      <w:color w:val="000000" w:themeColor="text1"/>
-                      <w:szCs w:val="21"/>
-                    </w:rPr>
-                    <w:t>17.5</w:t>
-                  </w:r>
-                  <w:r>
-                    <w:rPr>
-                      <w:rFonts w:hint="eastAsia"/>
-                      <w:color w:val="000000" w:themeColor="text1"/>
-                      <w:szCs w:val="21"/>
-                    </w:rPr>
-                    <w:t>%</w:t>
-                  </w:r>
-                </w:p>
-              </w:tc>
-              <w:tc>
-                <w:tcPr>
-                  <w:tcW w:w="1418" w:type="dxa"/>
-                </w:tcPr>
-                <w:p>
-                  <w:pPr>
-                    <w:adjustRightInd w:val="0"/>
-                    <w:snapToGrid w:val="0"/>
-                    <w:spacing w:line="460" w:lineRule="atLeast"/>
-                    <w:jc w:val="center"/>
-                    <w:rPr>
-                      <w:color w:val="000000" w:themeColor="text1"/>
-                      <w:szCs w:val="21"/>
-                    </w:rPr>
-                  </w:pPr>
-                  <w:r>
-                    <w:rPr>
-                      <w:rFonts w:hint="eastAsia"/>
-                      <w:color w:val="000000" w:themeColor="text1"/>
-                      <w:szCs w:val="21"/>
-                    </w:rPr>
-                    <w:t>20</w:t>
-                  </w:r>
-                  <w:r>
-                    <w:rPr>
-                      <w:rFonts w:hint="eastAsia"/>
-                      <w:color w:val="000000" w:themeColor="text1"/>
-                      <w:szCs w:val="21"/>
-                    </w:rPr>
-                    <w:t>%</w:t>
-                  </w:r>
-                </w:p>
-              </w:tc>
-            </w:tr>
-            <w:tr>
-              <w:trPr>
-                <w:jc w:val="center"/>
-              </w:trPr>
-              <w:tc>
-                <w:tcPr>
-                  <w:tcW w:w="1450" w:type="dxa"/>
-                </w:tcPr>
-                <w:p>
-                  <w:pPr>
-                    <w:adjustRightInd w:val="0"/>
-                    <w:snapToGrid w:val="0"/>
-                    <w:spacing w:line="460" w:lineRule="atLeast"/>
-                    <w:jc w:val="center"/>
-                    <w:rPr>
-                      <w:color w:val="000000" w:themeColor="text1"/>
-                      <w:szCs w:val="21"/>
-                    </w:rPr>
-                  </w:pPr>
-                  <w:r>
-                    <w:rPr>
-                      <w:rFonts w:hint="eastAsia"/>
-                      <w:color w:val="000000" w:themeColor="text1"/>
-                      <w:szCs w:val="21"/>
-                    </w:rPr>
-                    <w:t>骆镒妤</w:t>
-                  </w:r>
-                </w:p>
-              </w:tc>
-              <w:tc>
-                <w:tcPr>
-                  <w:tcW w:w="984" w:type="dxa"/>
-                </w:tcPr>
-                <w:p>
-                  <w:pPr>
-                    <w:adjustRightInd w:val="0"/>
-                    <w:snapToGrid w:val="0"/>
-                    <w:spacing w:line="460" w:lineRule="atLeast"/>
-                    <w:jc w:val="center"/>
-                    <w:rPr>
-                      <w:color w:val="000000" w:themeColor="text1"/>
-                      <w:szCs w:val="21"/>
-                    </w:rPr>
-                  </w:pPr>
-                  <w:r>
-                    <w:rPr>
-                      <w:rFonts w:hint="eastAsia"/>
-                      <w:color w:val="000000" w:themeColor="text1"/>
-                      <w:szCs w:val="21"/>
-                    </w:rPr>
-                    <w:t>15</w:t>
-                  </w:r>
-                  <w:r>
-                    <w:rPr>
-                      <w:rFonts w:hint="eastAsia"/>
-                      <w:color w:val="000000" w:themeColor="text1"/>
-                      <w:szCs w:val="21"/>
-                    </w:rPr>
-                    <w:t>%</w:t>
-                  </w:r>
-                </w:p>
-              </w:tc>
-              <w:tc>
-                <w:tcPr>
-                  <w:tcW w:w="992" w:type="dxa"/>
-                </w:tcPr>
-                <w:p>
-                  <w:pPr>
-                    <w:adjustRightInd w:val="0"/>
-                    <w:snapToGrid w:val="0"/>
-                    <w:spacing w:line="460" w:lineRule="atLeast"/>
-                    <w:jc w:val="center"/>
-                    <w:rPr>
-                      <w:color w:val="000000" w:themeColor="text1"/>
-                      <w:szCs w:val="21"/>
-                    </w:rPr>
-                  </w:pPr>
-                  <w:r>
-                    <w:rPr>
-                      <w:rFonts w:hint="eastAsia"/>
-                      <w:color w:val="000000" w:themeColor="text1"/>
-                      <w:szCs w:val="21"/>
-                    </w:rPr>
-                    <w:t>10</w:t>
-                  </w:r>
-                  <w:r>
-                    <w:rPr>
-                      <w:rFonts w:hint="eastAsia"/>
-                      <w:color w:val="000000" w:themeColor="text1"/>
-                      <w:szCs w:val="21"/>
-                    </w:rPr>
-                    <w:t>%</w:t>
-                  </w:r>
-                </w:p>
-              </w:tc>
-              <w:tc>
-                <w:tcPr>
-                  <w:tcW w:w="992" w:type="dxa"/>
-                </w:tcPr>
-                <w:p>
-                  <w:pPr>
-                    <w:adjustRightInd w:val="0"/>
-                    <w:snapToGrid w:val="0"/>
-                    <w:spacing w:line="460" w:lineRule="atLeast"/>
-                    <w:jc w:val="center"/>
-                    <w:rPr>
-                      <w:color w:val="000000" w:themeColor="text1"/>
-                      <w:szCs w:val="21"/>
-                    </w:rPr>
-                  </w:pPr>
-                  <w:r>
-                    <w:rPr>
-                      <w:rFonts w:hint="eastAsia"/>
-                      <w:color w:val="000000" w:themeColor="text1"/>
-                      <w:szCs w:val="21"/>
-                    </w:rPr>
-                    <w:t>30</w:t>
-                  </w:r>
-                  <w:r>
-                    <w:rPr>
-                      <w:rFonts w:hint="eastAsia"/>
-                      <w:color w:val="000000" w:themeColor="text1"/>
-                      <w:szCs w:val="21"/>
-                    </w:rPr>
-                    <w:t>%</w:t>
-                  </w:r>
-                </w:p>
-              </w:tc>
-              <w:tc>
-                <w:tcPr>
-                  <w:tcW w:w="993" w:type="dxa"/>
-                </w:tcPr>
-                <w:p>
-                  <w:pPr>
-                    <w:adjustRightInd w:val="0"/>
-                    <w:snapToGrid w:val="0"/>
-                    <w:spacing w:line="460" w:lineRule="atLeast"/>
-                    <w:jc w:val="center"/>
-                    <w:rPr>
-                      <w:color w:val="000000" w:themeColor="text1"/>
-                      <w:szCs w:val="21"/>
-                    </w:rPr>
-                  </w:pPr>
-                  <w:r>
-                    <w:rPr>
-                      <w:rFonts w:hint="eastAsia"/>
-                      <w:color w:val="000000" w:themeColor="text1"/>
-                      <w:szCs w:val="21"/>
-                    </w:rPr>
-                    <w:t>1</w:t>
-                  </w:r>
-                  <w:r>
-                    <w:rPr>
-                      <w:rFonts w:hint="eastAsia"/>
-                      <w:color w:val="000000" w:themeColor="text1"/>
-                      <w:szCs w:val="21"/>
-                    </w:rPr>
-                    <w:t>0%</w:t>
-                  </w:r>
-                </w:p>
-              </w:tc>
-              <w:tc>
-                <w:tcPr>
-                  <w:tcW w:w="1417" w:type="dxa"/>
-                </w:tcPr>
-                <w:p>
-                  <w:pPr>
-                    <w:adjustRightInd w:val="0"/>
-                    <w:snapToGrid w:val="0"/>
-                    <w:spacing w:line="460" w:lineRule="atLeast"/>
-                    <w:jc w:val="center"/>
-                    <w:rPr>
-                      <w:color w:val="000000" w:themeColor="text1"/>
-                      <w:szCs w:val="21"/>
-                    </w:rPr>
-                  </w:pPr>
-                  <w:r>
-                    <w:rPr>
-                      <w:rFonts w:hint="eastAsia"/>
-                      <w:color w:val="000000" w:themeColor="text1"/>
-                      <w:szCs w:val="21"/>
-                    </w:rPr>
-                    <w:t>17.5</w:t>
-                  </w:r>
-                  <w:r>
-                    <w:rPr>
-                      <w:rFonts w:hint="eastAsia"/>
-                      <w:color w:val="000000" w:themeColor="text1"/>
-                      <w:szCs w:val="21"/>
-                    </w:rPr>
-                    <w:t>%</w:t>
-                  </w:r>
-                </w:p>
-              </w:tc>
-              <w:tc>
-                <w:tcPr>
-                  <w:tcW w:w="1418" w:type="dxa"/>
-                </w:tcPr>
-                <w:p>
-                  <w:pPr>
-                    <w:adjustRightInd w:val="0"/>
-                    <w:snapToGrid w:val="0"/>
-                    <w:spacing w:line="460" w:lineRule="atLeast"/>
-                    <w:jc w:val="center"/>
-                    <w:rPr>
-                      <w:color w:val="000000" w:themeColor="text1"/>
-                      <w:szCs w:val="21"/>
-                    </w:rPr>
-                  </w:pPr>
-                  <w:r>
-                    <w:rPr>
-                      <w:rFonts w:hint="eastAsia"/>
-                      <w:color w:val="000000" w:themeColor="text1"/>
-                      <w:szCs w:val="21"/>
-                    </w:rPr>
-                    <w:t>20</w:t>
-                  </w:r>
-                  <w:r>
-                    <w:rPr>
-                      <w:rFonts w:hint="eastAsia"/>
-                      <w:color w:val="000000" w:themeColor="text1"/>
-                      <w:szCs w:val="21"/>
-                    </w:rPr>
-                    <w:t>%</w:t>
-                  </w:r>
-                </w:p>
-              </w:tc>
-            </w:tr>
-          </w:tbl>
           <w:p>
             <w:pPr>
               <w:adjustRightInd w:val="0"/>
@@ -3132,6 +1822,170 @@
                 <w:szCs w:val="21"/>
               </w:rPr>
             </w:pPr>
+            <w:r>
+              <w:rPr>
+                <w:rFonts w:hint="eastAsia"/>
+                <w:color w:val="0070C0"/>
+                <w:szCs w:val="21"/>
+              </w:rPr>
+              <w:lastRenderedPageBreak/>
+              <w:t>合计</w:t>
+            </w:r>
+            <w:r>
+              <w:rPr>
+                <w:rFonts w:hint="eastAsia"/>
+                <w:color w:val="0070C0"/>
+                <w:szCs w:val="21"/>
+              </w:rPr>
+              <w:t>1</w:t>
+            </w:r>
+            <w:r>
+              <w:rPr>
+                <w:color w:val="0070C0"/>
+                <w:szCs w:val="21"/>
+              </w:rPr>
+              <w:t>00%</w:t>
+            </w:r>
+          </w:p>
+          <w:p>
+            <w:pPr>
+              <w:adjustRightInd w:val="0"/>
+              <w:snapToGrid w:val="0"/>
+              <w:spacing w:line="460" w:lineRule="atLeast"/>
+              <w:ind w:firstLineChars="100" w:firstLine="210"/>
+              <w:rPr>
+                <w:color w:val="0070C0"/>
+                <w:szCs w:val="21"/>
+              </w:rPr>
+            </w:pPr>
+            <w:r>
+              <w:rPr>
+                <w:rFonts w:hint="eastAsia"/>
+                <w:color w:val="0070C0"/>
+                <w:szCs w:val="21"/>
+              </w:rPr>
+              <w:t>赵楷越：</w:t>
+            </w:r>
+            <w:r>
+              <w:rPr>
+                <w:rFonts w:hint="eastAsia"/>
+                <w:color w:val="0070C0"/>
+                <w:szCs w:val="21"/>
+              </w:rPr>
+              <w:t>20%</w:t>
+            </w:r>
+          </w:p>
+          <w:p>
+            <w:pPr>
+              <w:adjustRightInd w:val="0"/>
+              <w:snapToGrid w:val="0"/>
+              <w:spacing w:line="460" w:lineRule="atLeast"/>
+              <w:ind w:firstLineChars="100" w:firstLine="210"/>
+              <w:rPr>
+                <w:color w:val="0070C0"/>
+                <w:szCs w:val="21"/>
+              </w:rPr>
+            </w:pPr>
+            <w:r>
+              <w:rPr>
+                <w:rFonts w:hint="eastAsia"/>
+                <w:color w:val="0070C0"/>
+                <w:szCs w:val="21"/>
+              </w:rPr>
+              <w:t>朱涵：</w:t>
+            </w:r>
+            <w:r>
+              <w:rPr>
+                <w:rFonts w:hint="eastAsia"/>
+                <w:color w:val="0070C0"/>
+                <w:szCs w:val="21"/>
+              </w:rPr>
+              <w:t>20%</w:t>
+            </w:r>
+          </w:p>
+          <w:p>
+            <w:pPr>
+              <w:adjustRightInd w:val="0"/>
+              <w:snapToGrid w:val="0"/>
+              <w:spacing w:line="460" w:lineRule="atLeast"/>
+              <w:ind w:firstLineChars="100" w:firstLine="210"/>
+              <w:rPr>
+                <w:color w:val="0070C0"/>
+                <w:szCs w:val="21"/>
+              </w:rPr>
+            </w:pPr>
+            <w:r>
+              <w:rPr>
+                <w:rFonts w:hint="eastAsia"/>
+                <w:color w:val="0070C0"/>
+                <w:szCs w:val="21"/>
+              </w:rPr>
+              <w:t>孙恬然：</w:t>
+            </w:r>
+            <w:r>
+              <w:rPr>
+                <w:rFonts w:hint="eastAsia"/>
+                <w:color w:val="0070C0"/>
+                <w:szCs w:val="21"/>
+              </w:rPr>
+              <w:t>20%</w:t>
+            </w:r>
+          </w:p>
+          <w:p>
+            <w:pPr>
+              <w:adjustRightInd w:val="0"/>
+              <w:snapToGrid w:val="0"/>
+              <w:spacing w:line="460" w:lineRule="atLeast"/>
+              <w:ind w:firstLineChars="100" w:firstLine="210"/>
+              <w:rPr>
+                <w:color w:val="0070C0"/>
+                <w:szCs w:val="21"/>
+              </w:rPr>
+            </w:pPr>
+            <w:r>
+              <w:rPr>
+                <w:rFonts w:hint="eastAsia"/>
+                <w:color w:val="0070C0"/>
+                <w:szCs w:val="21"/>
+              </w:rPr>
+              <w:t>骆镒妤：</w:t>
+            </w:r>
+            <w:r>
+              <w:rPr>
+                <w:rFonts w:hint="eastAsia"/>
+                <w:color w:val="0070C0"/>
+                <w:szCs w:val="21"/>
+              </w:rPr>
+              <w:t>20%</w:t>
+            </w:r>
+          </w:p>
+          <w:p>
+            <w:pPr>
+              <w:adjustRightInd w:val="0"/>
+              <w:snapToGrid w:val="0"/>
+              <w:spacing w:line="460" w:lineRule="atLeast"/>
+              <w:ind w:firstLineChars="100" w:firstLine="210"/>
+              <w:rPr>
+                <w:color w:val="0070C0"/>
+                <w:szCs w:val="21"/>
+              </w:rPr>
+            </w:pPr>
+            <w:r>
+              <w:rPr>
+                <w:rFonts w:hint="eastAsia"/>
+                <w:color w:val="0070C0"/>
+                <w:szCs w:val="21"/>
+              </w:rPr>
+              <w:t>齐佳怡：</w:t>
+            </w:r>
+            <w:r>
+              <w:rPr>
+                <w:rFonts w:hint="eastAsia"/>
+                <w:color w:val="0070C0"/>
+                <w:szCs w:val="21"/>
+              </w:rPr>
+              <w:t>20%</w:t>
+            </w:r>
           </w:p>
         </w:tc>
       </w:tr>
